--- a/声学超构表面文献综述.docx
+++ b/声学超构表面文献综述.docx
@@ -12,7 +12,7 @@
           <w:b/>
           <w:sz w:val="40"/>
         </w:rPr>
-        <w:t>声学超构表面研究进展文献综述</w:t>
+        <w:t>声学超构表面（Acoustic Metasurface）研究进展文献综述</w:t>
       </w:r>
     </w:p>
     <w:p>
@@ -38,7 +38,7 @@
           <w:b/>
           <w:sz w:val="24"/>
         </w:rPr>
-        <w:t>选题领域：噪声与振动控制 — 声学超构表面（Acoustic Metasurface, AMS）</w:t>
+        <w:t>选题领域：声学超构表面 —— 低频吸声、通风隔声与可调波前调控</w:t>
       </w:r>
     </w:p>
     <w:p>
@@ -52,7 +52,7 @@
           <w:color w:val="1F3864"/>
           <w:sz w:val="30"/>
         </w:rPr>
-        <w:t>摘要</w:t>
+        <w:t>一、引言</w:t>
       </w:r>
     </w:p>
     <w:p>
@@ -65,7 +65,7 @@
           <w:b w:val="0"/>
           <w:sz w:val="24"/>
         </w:rPr>
-        <w:t>声学超构表面是由亚波长人工单元按特定规律排布而成的二维结构，能够在远小于波长的厚度内实现对声波幅值、相位与传播方向的精确调控，是近年来噪声与振动控制领域最活跃的研究方向之一。本文围绕"吸声—隔声—波前调控—智能反演设计"四条主线，系统综述了 6 篇 2020 年以后的代表性英文文献，逐篇梳理其研究问题、理论模型与实验手段、主要结论，并重点剖析各项工作存在的问题与限制条件。在此基础上，归纳出当前声学超构表面研究在低频拓宽、动态可调、通风—隔声矛盾、加工与可靠性等方面的共性瓶颈，并展望了主动化、智能化与多功能集成的发展趋势。</w:t>
+        <w:t>声学超构表面（Acoustic Metasurface, AM）是声学超构材料（Acoustic Metamaterial）在维度上的二维降阶形式，指由亚波长（subwavelength）人工单元周期或非周期排布而成、厚度远小于工作波长的功能性结构。与依赖天然材料质量密度定律（mass density law）的传统声学构件相比，超构表面通过卷曲空间（space-coiling）、亥姆霍兹共振（Helmholtz resonance）、薄膜/薄板共振、迷宫（labyrinthine）通道等机制，在极薄厚度内引入强烈的局域共振与相位突变，从而在远小于波长的尺度上实现对声波的吸收、反射、透射、聚焦、偏折与全息成像等丰富调控。</w:t>
       </w:r>
     </w:p>
     <w:p>
@@ -75,18 +75,10 @@
       <w:r>
         <w:rPr>
           <w:rFonts w:ascii="Times New Roman" w:hAnsi="Times New Roman" w:eastAsia="宋体"/>
-          <w:b/>
-          <w:sz w:val="24"/>
-        </w:rPr>
-        <w:t>关键词：</w:t>
-      </w:r>
-      <w:r>
-        <w:rPr>
-          <w:rFonts w:ascii="Times New Roman" w:hAnsi="Times New Roman" w:eastAsia="宋体"/>
           <w:b w:val="0"/>
           <w:sz w:val="24"/>
         </w:rPr>
-        <w:t xml:space="preserve"> 声学超构表面；亚波长吸声；通风隔声；波前调控；逆向设计</w:t>
+        <w:t>课程中"噪声与振动控制"与"声学超构表面"两部分密切相关：传统多孔吸声材料在低频（&lt; 500 Hz）段因厚度受限于四分之一波长（quarter-wavelength）而效率低下，而超构表面恰好为"薄、轻、低频、宽带"这一长期难题提供了新路径。本文选取 6 篇 2020 年以后发表的英文文献，围绕"低频吸声—通风隔声—可调波前调控"这一从无源到有源、从单功能到多功能的技术演进脉络进行综述，每篇均按"研究问题—方法/模型—结果/结论—不足/局限"四要素展开，最后给出对比图表与思考展望。</w:t>
       </w:r>
     </w:p>
     <w:p>
@@ -100,216 +92,7 @@
           <w:color w:val="1F3864"/>
           <w:sz w:val="30"/>
         </w:rPr>
-        <w:t>1. 引言</w:t>
-      </w:r>
-    </w:p>
-    <w:p>
-      <w:pPr>
-        <w:spacing w:after="120"/>
-      </w:pPr>
-      <w:r>
-        <w:rPr>
-          <w:rFonts w:ascii="Times New Roman" w:hAnsi="Times New Roman" w:eastAsia="宋体"/>
-          <w:b w:val="0"/>
-          <w:sz w:val="24"/>
-        </w:rPr>
-        <w:t>传统声学材料（多孔吸声材料、穿孔板、隔声墙等）在中高频段表现良好，但受"质量定律"与四分之一波长共振机制约束，要在低频实现高效吸声或隔声往往需要很大的厚度与质量，难以满足现代工程对"轻、薄、宽带"的需求。声学超构表面通过在亚波长尺度引入局域共振（如亥姆霍兹共振、薄膜共振）、空间卷曲（space-coiling）通道与相位梯度等机制，突破了上述限制，可在 λ/10 量级的厚度内获得近完美吸声、宽带隔声以及任意波前重构能力。</w:t>
-      </w:r>
-    </w:p>
-    <w:p>
-      <w:pPr>
-        <w:spacing w:after="120"/>
-      </w:pPr>
-      <w:r>
-        <w:rPr>
-          <w:rFonts w:ascii="Times New Roman" w:hAnsi="Times New Roman" w:eastAsia="宋体"/>
-          <w:b w:val="0"/>
-          <w:sz w:val="24"/>
-        </w:rPr>
-        <w:t>声学超构表面的核心物理可概括为两点：其一，</w:t>
-      </w:r>
-      <w:r>
-        <w:rPr>
-          <w:rFonts w:ascii="Times New Roman" w:hAnsi="Times New Roman" w:eastAsia="宋体"/>
-          <w:b/>
-          <w:sz w:val="24"/>
-        </w:rPr>
-        <w:t>阻抗匹配</w:t>
-      </w:r>
-      <w:r>
-        <w:rPr>
-          <w:rFonts w:ascii="Times New Roman" w:hAnsi="Times New Roman" w:eastAsia="宋体"/>
-          <w:b w:val="0"/>
-          <w:sz w:val="24"/>
-        </w:rPr>
-        <w:t>——通过调节单元的等效声阻抗 Z = R + iX 使其与空气特征阻抗 Z₀ = ρ₀·c₀ 相等，从而消除反射、实现完美吸声；其二，</w:t>
-      </w:r>
-      <w:r>
-        <w:rPr>
-          <w:rFonts w:ascii="Times New Roman" w:hAnsi="Times New Roman" w:eastAsia="宋体"/>
-          <w:b/>
-          <w:sz w:val="24"/>
-        </w:rPr>
-        <w:t>广义斯涅尔定律</w:t>
-      </w:r>
-      <w:r>
-        <w:rPr>
-          <w:rFonts w:ascii="Times New Roman" w:hAnsi="Times New Roman" w:eastAsia="宋体"/>
-          <w:b w:val="0"/>
-          <w:sz w:val="24"/>
-        </w:rPr>
-        <w:t>——通过沿表面构造相位梯度 dφ/dx，使透射/反射波满足</w:t>
-      </w:r>
-    </w:p>
-    <w:p>
-      <w:pPr>
-        <w:spacing w:after="0" w:before="0"/>
-      </w:pPr>
-      <w:r>
-        <w:rPr>
-          <w:rFonts w:ascii="Consolas" w:hAnsi="Consolas" w:eastAsia="NSimSun"/>
-          <w:sz w:val="18"/>
-        </w:rPr>
-        <w:t xml:space="preserve">        sin θt = sin θi + (λ₀ / 2π) · (dφ/dx)</w:t>
-      </w:r>
-    </w:p>
-    <w:p/>
-    <w:p>
-      <w:pPr>
-        <w:spacing w:after="120"/>
-      </w:pPr>
-      <w:r>
-        <w:rPr>
-          <w:rFonts w:ascii="Times New Roman" w:hAnsi="Times New Roman" w:eastAsia="宋体"/>
-          <w:b w:val="0"/>
-          <w:sz w:val="24"/>
-        </w:rPr>
-        <w:t>由此实现声波的异常折射、聚焦与自弯曲。图 1 给出了声学超构表面三类典型功能的示意。</w:t>
-      </w:r>
-    </w:p>
-    <w:p>
-      <w:pPr>
-        <w:spacing w:after="120"/>
-      </w:pPr>
-      <w:r>
-        <w:rPr>
-          <w:rFonts w:ascii="Times New Roman" w:hAnsi="Times New Roman" w:eastAsia="宋体"/>
-          <w:b/>
-          <w:sz w:val="24"/>
-        </w:rPr>
-        <w:t>图 1　声学超构表面的三类典型功能</w:t>
-      </w:r>
-    </w:p>
-    <w:p>
-      <w:pPr>
-        <w:spacing w:after="0" w:before="0"/>
-      </w:pPr>
-      <w:r>
-        <w:rPr>
-          <w:rFonts w:ascii="Consolas" w:hAnsi="Consolas" w:eastAsia="NSimSun"/>
-          <w:sz w:val="18"/>
-        </w:rPr>
-        <w:t xml:space="preserve"> (a) 吸声型                (b) 通风隔声型             (c) 波前调控型</w:t>
-      </w:r>
-    </w:p>
-    <w:p>
-      <w:pPr>
-        <w:spacing w:after="0" w:before="0"/>
-      </w:pPr>
-      <w:r>
-        <w:rPr>
-          <w:rFonts w:ascii="Consolas" w:hAnsi="Consolas" w:eastAsia="NSimSun"/>
-          <w:sz w:val="18"/>
-        </w:rPr>
-        <w:t xml:space="preserve"> 入射 →┌─────────┐         声源•))) ┌────────┐        平面波 ↓↓↓↓↓↓</w:t>
-      </w:r>
-    </w:p>
-    <w:p>
-      <w:pPr>
-        <w:spacing w:after="0" w:before="0"/>
-      </w:pPr>
-      <w:r>
-        <w:rPr>
-          <w:rFonts w:ascii="Consolas" w:hAnsi="Consolas" w:eastAsia="NSimSun"/>
-          <w:sz w:val="18"/>
-        </w:rPr>
-        <w:t xml:space="preserve"> ~~~~~→│亚波长单元│              ╲╲╲│ 梯度槽 │       ┌──┬──┬──┬──┐</w:t>
-      </w:r>
-    </w:p>
-    <w:p>
-      <w:pPr>
-        <w:spacing w:after="0" w:before="0"/>
-      </w:pPr>
-      <w:r>
-        <w:rPr>
-          <w:rFonts w:ascii="Consolas" w:hAnsi="Consolas" w:eastAsia="NSimSun"/>
-          <w:sz w:val="18"/>
-        </w:rPr>
-        <w:t xml:space="preserve"> 反射≈0│ ╱╲╱╲╱╲ │  气流⇄通风  ⇄ │(彩虹捕获)│       │φ1│φ2│φ3│φ4│</w:t>
-      </w:r>
-    </w:p>
-    <w:p>
-      <w:pPr>
-        <w:spacing w:after="0" w:before="0"/>
-      </w:pPr>
-      <w:r>
-        <w:rPr>
-          <w:rFonts w:ascii="Consolas" w:hAnsi="Consolas" w:eastAsia="NSimSun"/>
-          <w:sz w:val="18"/>
-        </w:rPr>
-        <w:t xml:space="preserve">       └─────────┘              ╱╱╱└────────┘       └──┴──┴──┴──┘</w:t>
-      </w:r>
-    </w:p>
-    <w:p>
-      <w:pPr>
-        <w:spacing w:after="0" w:before="0"/>
-      </w:pPr>
-      <w:r>
-        <w:rPr>
-          <w:rFonts w:ascii="Consolas" w:hAnsi="Consolas" w:eastAsia="NSimSun"/>
-          <w:sz w:val="18"/>
-        </w:rPr>
-        <w:t xml:space="preserve">        刚性背衬                 保护区可通风             ↘↘↘ 聚焦/偏折</w:t>
-      </w:r>
-    </w:p>
-    <w:p>
-      <w:pPr>
-        <w:spacing w:after="0" w:before="0"/>
-      </w:pPr>
-      <w:r>
-        <w:rPr>
-          <w:rFonts w:ascii="Consolas" w:hAnsi="Consolas" w:eastAsia="NSimSun"/>
-          <w:sz w:val="18"/>
-        </w:rPr>
-        <w:t xml:space="preserve">   Z_s = Z₀ → α≈1          高隔声 + 高通风率       相位梯度重构波前</w:t>
-      </w:r>
-    </w:p>
-    <w:p/>
-    <w:p>
-      <w:pPr>
-        <w:spacing w:after="120"/>
-      </w:pPr>
-      <w:r>
-        <w:rPr>
-          <w:rFonts w:ascii="Times New Roman" w:hAnsi="Times New Roman" w:eastAsia="宋体"/>
-          <w:b w:val="0"/>
-          <w:sz w:val="24"/>
-        </w:rPr>
-        <w:t>声学超构表面研究分支众多，本文聚焦噪声与振动控制方向，按"被动宽带吸声 → 动态可调吸声 → 通风隔声 → 波前调控 → 智能逆向设计"的逻辑，选取 6 篇 2020 年后的英文文献进行综述，力求兼顾物理机理、工程指标与方法学演进。</w:t>
-      </w:r>
-    </w:p>
-    <w:p>
-      <w:pPr>
-        <w:spacing w:before="240"/>
-      </w:pPr>
-      <w:r>
-        <w:rPr>
-          <w:rFonts w:ascii="Times New Roman" w:hAnsi="Times New Roman" w:eastAsia="黑体"/>
-          <w:b/>
-          <w:color w:val="1F3864"/>
-          <w:sz w:val="30"/>
-        </w:rPr>
-        <w:t>2. 文献综述</w:t>
+        <w:t>二、文献综述</w:t>
       </w:r>
     </w:p>
     <w:p>
@@ -323,7 +106,7 @@
           <w:color w:val="2E5596"/>
           <w:sz w:val="26"/>
         </w:rPr>
-        <w:t>2.1 非局域声学超构表面实现超宽带吸声</w:t>
+        <w:t>文献 1：双层通风迷宫超构表面的高效吸声与可调带宽</w:t>
       </w:r>
     </w:p>
     <w:p>
@@ -338,7 +121,7 @@
           <w:color w:val="555555"/>
           <w:sz w:val="21"/>
         </w:rPr>
-        <w:t>Zhu Y., Merkel A., Donda K., Fan S.-W., Cao L., Assouar B. *Nonlocal acoustic metasurface for ultrabroadband sound absorption.* Physical Review B, 2021, 103(6): 064102.</w:t>
+        <w:t>Bilayer ventilated labyrinthine metasurfaces with high sound absorption and tunable bandwidth, *Scientific Reports* 11, 5829 (2021).</w:t>
       </w:r>
     </w:p>
     <w:p>
@@ -359,7 +142,7 @@
           <w:b w:val="0"/>
           <w:sz w:val="24"/>
         </w:rPr>
-        <w:t xml:space="preserve"> 传统超构吸声体在带宽、效率与厚度三者之间存在难以兼顾的"trade-off"：要么频带窄，要么厚度大。如何在深亚波长厚度下同时获得高吸声系数与超宽频带，是该文要解决的核心矛盾。</w:t>
+        <w:t xml:space="preserve"> 如何在保证空气自由流通（通风）的前提下，用亚波长厚度的结构实现宽带、高效的低频吸声。传统吸声体若要吸声往往需封闭背腔，与通风需求相互矛盾，二者难以兼得。</w:t>
       </w:r>
     </w:p>
     <w:p>
@@ -372,7 +155,7 @@
           <w:b/>
           <w:sz w:val="24"/>
         </w:rPr>
-        <w:t>（2）研究方法与模型。</w:t>
+        <w:t>（2）研究方法/理论模型。</w:t>
       </w:r>
       <w:r>
         <w:rPr>
@@ -380,7 +163,7 @@
           <w:b w:val="0"/>
           <w:sz w:val="24"/>
         </w:rPr>
-        <w:t xml:space="preserve"> 作者提出"非局域（nonlocal）"设计思想，在相邻的共振单元之间引入连接"桥（bridge）"结构，利用相邻单元间的耦合效应来改善吸声体性能。研究建立了解析模型描述非局域耦合机理，并与有限元数值仿真及阻抗管实验相互验证。理论分析揭示了非局域性带来的三种效应：① 优化等效声阻抗，使之更好匹配空气阻抗；② 移动法布里—珀罗（Fabry-Pérot）共振频率；③ 增强相邻单元间的耦合。图 2 给出其机理示意。</w:t>
+        <w:t xml:space="preserve"> 作者采用迷宫式（卷曲空间）通道单元构建单层超构表面，再将两层单层结构沿声传播方向堆叠成双层结构。通过调节两层之间的间距，并在两层中引入非对称损耗（asymmetric loss），利用临界耦合（critical coupling）与阻抗匹配原理使入射声能在结构内被充分耗散；同时通过改变结构的开口率（open area ratio）来调谐吸收带宽。理论上以声阻抗匹配与等效介质模型分析吸收峰，数值上用有限元法（FEM）仿真，并辅以阻抗管实验验证。</w:t>
       </w:r>
     </w:p>
     <w:p>
@@ -393,81 +176,7 @@
           <w:b/>
           <w:sz w:val="24"/>
         </w:rPr>
-        <w:t>图 2　非局域"桥接"耦合拓宽吸声带宽的机理示意</w:t>
-      </w:r>
-    </w:p>
-    <w:p>
-      <w:pPr>
-        <w:spacing w:after="0" w:before="0"/>
-      </w:pPr>
-      <w:r>
-        <w:rPr>
-          <w:rFonts w:ascii="Consolas" w:hAnsi="Consolas" w:eastAsia="NSimSun"/>
-          <w:sz w:val="18"/>
-        </w:rPr>
-        <w:t xml:space="preserve">   单元1     桥      单元2     桥      单元3</w:t>
-      </w:r>
-    </w:p>
-    <w:p>
-      <w:pPr>
-        <w:spacing w:after="0" w:before="0"/>
-      </w:pPr>
-      <w:r>
-        <w:rPr>
-          <w:rFonts w:ascii="Consolas" w:hAnsi="Consolas" w:eastAsia="NSimSun"/>
-          <w:sz w:val="18"/>
-        </w:rPr>
-        <w:t xml:space="preserve">  ┌─────┐ ======= ┌─────┐ ======= ┌─────┐</w:t>
-      </w:r>
-    </w:p>
-    <w:p>
-      <w:pPr>
-        <w:spacing w:after="0" w:before="0"/>
-      </w:pPr>
-      <w:r>
-        <w:rPr>
-          <w:rFonts w:ascii="Consolas" w:hAnsi="Consolas" w:eastAsia="NSimSun"/>
-          <w:sz w:val="18"/>
-        </w:rPr>
-        <w:t xml:space="preserve">  │共振腔│         │共振腔│         │共振腔│</w:t>
-      </w:r>
-    </w:p>
-    <w:p>
-      <w:pPr>
-        <w:spacing w:after="0" w:before="0"/>
-      </w:pPr>
-      <w:r>
-        <w:rPr>
-          <w:rFonts w:ascii="Consolas" w:hAnsi="Consolas" w:eastAsia="NSimSun"/>
-          <w:sz w:val="18"/>
-        </w:rPr>
-        <w:t xml:space="preserve">  └─────┘         └─────┘         └─────┘</w:t>
-      </w:r>
-    </w:p>
-    <w:p>
-      <w:pPr>
-        <w:spacing w:after="0" w:before="0"/>
-      </w:pPr>
-      <w:r>
-        <w:rPr>
-          <w:rFonts w:ascii="Consolas" w:hAnsi="Consolas" w:eastAsia="NSimSun"/>
-          <w:sz w:val="18"/>
-        </w:rPr>
-        <w:t xml:space="preserve">  ↑相邻单元经"桥"耦合 → 多个吸声峰相互靠近、连成一片 → 带宽展宽</w:t>
-      </w:r>
-    </w:p>
-    <w:p/>
-    <w:p>
-      <w:pPr>
-        <w:spacing w:after="120"/>
-      </w:pPr>
-      <w:r>
-        <w:rPr>
-          <w:rFonts w:ascii="Times New Roman" w:hAnsi="Times New Roman" w:eastAsia="宋体"/>
-          <w:b/>
-          <w:sz w:val="24"/>
-        </w:rPr>
-        <w:t>（3）研究结果与结论。</w:t>
+        <w:t>（3）研究结果/结论。</w:t>
       </w:r>
       <w:r>
         <w:rPr>
@@ -475,7 +184,7 @@
           <w:b w:val="0"/>
           <w:sz w:val="24"/>
         </w:rPr>
-        <w:t xml:space="preserve"> 在 6.8 cm 的厚度内（仅为最低工作频率波长的 1/9，即 λ/9），数值与实验均获得了约 600 Hz 至 2600 Hz 范围内平均吸声系数大于 0.9 的超宽带吸声效果。结果证明，非局域耦合是突破"带宽—厚度—效率"折中的有效途径。</w:t>
+        <w:t xml:space="preserve"> 在共振频率处对正面入射声波实现了高达 98.6% 的近完美吸收；通过调节开口率，可使相对带宽在约 12%～80% 范围内灵活调谐，同时结构保持中央开口，允许空气流通。证明了"通风"与"高效吸声"可在同一亚波长结构中协同实现，且兼具可观的带宽可调性。</w:t>
       </w:r>
     </w:p>
     <w:p>
@@ -488,28 +197,7 @@
           <w:b/>
           <w:sz w:val="24"/>
         </w:rPr>
-        <w:t>（4）存在的问题与限制条件。</w:t>
-      </w:r>
-    </w:p>
-    <w:p>
-      <w:pPr>
-        <w:pStyle w:val="ListBullet"/>
-      </w:pPr>
-      <w:r>
-        <w:rPr>
-          <w:rFonts w:ascii="Times New Roman" w:hAnsi="Times New Roman" w:eastAsia="宋体"/>
-          <w:b w:val="0"/>
-          <w:sz w:val="24"/>
-        </w:rPr>
-        <w:t>工作频带下限约为 600 Hz，对 300 Hz 以下的</w:t>
-      </w:r>
-      <w:r>
-        <w:rPr>
-          <w:rFonts w:ascii="Times New Roman" w:hAnsi="Times New Roman" w:eastAsia="宋体"/>
-          <w:b/>
-          <w:sz w:val="24"/>
-        </w:rPr>
-        <w:t>深低频</w:t>
+        <w:t>（4）存在的问题/局限。</w:t>
       </w:r>
       <w:r>
         <w:rPr>
@@ -517,94 +205,7 @@
           <w:b w:val="0"/>
           <w:sz w:val="24"/>
         </w:rPr>
-        <w:t>噪声仍无能为力；</w:t>
-      </w:r>
-    </w:p>
-    <w:p>
-      <w:pPr>
-        <w:pStyle w:val="ListBullet"/>
-      </w:pPr>
-      <w:r>
-        <w:rPr>
-          <w:rFonts w:ascii="Times New Roman" w:hAnsi="Times New Roman" w:eastAsia="宋体"/>
-          <w:b w:val="0"/>
-          <w:sz w:val="24"/>
-        </w:rPr>
-        <w:t>实验与理论主要针对</w:t>
-      </w:r>
-      <w:r>
-        <w:rPr>
-          <w:rFonts w:ascii="Times New Roman" w:hAnsi="Times New Roman" w:eastAsia="宋体"/>
-          <w:b/>
-          <w:sz w:val="24"/>
-        </w:rPr>
-        <w:t>正入射</w:t>
-      </w:r>
-      <w:r>
-        <w:rPr>
-          <w:rFonts w:ascii="Times New Roman" w:hAnsi="Times New Roman" w:eastAsia="宋体"/>
-          <w:b w:val="0"/>
-          <w:sz w:val="24"/>
-        </w:rPr>
-        <w:t>，对大角度斜入射、扩散声场的适应性未充分验证；</w:t>
-      </w:r>
-    </w:p>
-    <w:p>
-      <w:pPr>
-        <w:pStyle w:val="ListBullet"/>
-      </w:pPr>
-      <w:r>
-        <w:rPr>
-          <w:rFonts w:ascii="Times New Roman" w:hAnsi="Times New Roman" w:eastAsia="宋体"/>
-          <w:b w:val="0"/>
-          <w:sz w:val="24"/>
-        </w:rPr>
-        <w:t>属于</w:t>
-      </w:r>
-      <w:r>
-        <w:rPr>
-          <w:rFonts w:ascii="Times New Roman" w:hAnsi="Times New Roman" w:eastAsia="宋体"/>
-          <w:b/>
-          <w:sz w:val="24"/>
-        </w:rPr>
-        <w:t>被动、固定结构</w:t>
-      </w:r>
-      <w:r>
-        <w:rPr>
-          <w:rFonts w:ascii="Times New Roman" w:hAnsi="Times New Roman" w:eastAsia="宋体"/>
-          <w:b w:val="0"/>
-          <w:sz w:val="24"/>
-        </w:rPr>
-        <w:t>，加工后无法重构，不能适应噪声频谱的变化；</w:t>
-      </w:r>
-    </w:p>
-    <w:p>
-      <w:pPr>
-        <w:pStyle w:val="ListBullet"/>
-      </w:pPr>
-      <w:r>
-        <w:rPr>
-          <w:rFonts w:ascii="Times New Roman" w:hAnsi="Times New Roman" w:eastAsia="宋体"/>
-          <w:b w:val="0"/>
-          <w:sz w:val="24"/>
-        </w:rPr>
-        <w:t>非局域"桥"使单元间相互耦合，</w:t>
-      </w:r>
-      <w:r>
-        <w:rPr>
-          <w:rFonts w:ascii="Times New Roman" w:hAnsi="Times New Roman" w:eastAsia="宋体"/>
-          <w:b/>
-          <w:sz w:val="24"/>
-        </w:rPr>
-        <w:t>设计自由度高但参数寻优复杂</w:t>
-      </w:r>
-      <w:r>
-        <w:rPr>
-          <w:rFonts w:ascii="Times New Roman" w:hAnsi="Times New Roman" w:eastAsia="宋体"/>
-          <w:b w:val="0"/>
-          <w:sz w:val="24"/>
-        </w:rPr>
-        <w:t>，且解析模型基于理想周期假设，与有限尺寸样件存在偏差。</w:t>
+        <w:t xml:space="preserve"> 高吸收依赖临界耦合条件，对几何参数与损耗的精确匹配较为敏感，偏离设计点时性能下降；非对称损耗机制针对特定入射方向（正面入射）优化，对反向或斜入射的鲁棒性有待考察；迷宫通道结构复杂，加工与实际工程化（如长期防尘、防潮）存在挑战。</w:t>
       </w:r>
     </w:p>
     <w:p>
@@ -618,7 +219,7 @@
           <w:color w:val="2E5596"/>
           <w:sz w:val="26"/>
         </w:rPr>
-        <w:t>2.2 动态可调、连续完美吸声的声学超构表面</w:t>
+        <w:t>文献 2：宽带低频通风隔声超构窗</w:t>
       </w:r>
     </w:p>
     <w:p>
@@ -633,7 +234,7 @@
           <w:color w:val="555555"/>
           <w:sz w:val="21"/>
         </w:rPr>
-        <w:t>Liu H., Wu J., Ma F. *Dynamic tunable acoustic metasurface with continuously perfect sound absorption.* Journal of Physics D: Applied Physics, 2021, 54(36): 365105.</w:t>
+        <w:t>Ventilative meta-window with broadband low-frequency acoustic insulation, *Journal of Applied Physics* 129, 094901 (2021).</w:t>
       </w:r>
     </w:p>
     <w:p>
@@ -654,39 +255,7 @@
           <w:b w:val="0"/>
           <w:sz w:val="24"/>
         </w:rPr>
-        <w:t xml:space="preserve"> 多数超构吸声体一经制造，其吸声频率即被锁定，</w:t>
-      </w:r>
-      <w:r>
-        <w:rPr>
-          <w:rFonts w:ascii="Times New Roman" w:hAnsi="Times New Roman" w:eastAsia="宋体"/>
-          <w:b/>
-          <w:sz w:val="24"/>
-        </w:rPr>
-        <w:t>可重构性弱</w:t>
-      </w:r>
-      <w:r>
-        <w:rPr>
-          <w:rFonts w:ascii="Times New Roman" w:hAnsi="Times New Roman" w:eastAsia="宋体"/>
-          <w:b w:val="0"/>
-          <w:sz w:val="24"/>
-        </w:rPr>
-        <w:t>，难以应对发动机、旋转机械等"转速变、噪声频率随之变化"的工况。该文旨在实现</w:t>
-      </w:r>
-      <w:r>
-        <w:rPr>
-          <w:rFonts w:ascii="Times New Roman" w:hAnsi="Times New Roman" w:eastAsia="宋体"/>
-          <w:b/>
-          <w:sz w:val="24"/>
-        </w:rPr>
-        <w:t>亚波长厚度下吸声频率连续可调</w:t>
-      </w:r>
-      <w:r>
-        <w:rPr>
-          <w:rFonts w:ascii="Times New Roman" w:hAnsi="Times New Roman" w:eastAsia="宋体"/>
-          <w:b w:val="0"/>
-          <w:sz w:val="24"/>
-        </w:rPr>
-        <w:t>的完美吸声。</w:t>
+        <w:t xml:space="preserve"> 居民建筑通风窗在开窗换气时几乎丧失隔声能力。如何设计一种"既能自由通风、又能宽带低频隔声"的超构窗，是建筑声学与噪声控制交叉领域的现实痛点。</w:t>
       </w:r>
     </w:p>
     <w:p>
@@ -699,7 +268,7 @@
           <w:b/>
           <w:sz w:val="24"/>
         </w:rPr>
-        <w:t>（2）研究方法与模型。</w:t>
+        <w:t>（2）研究方法/理论模型。</w:t>
       </w:r>
       <w:r>
         <w:rPr>
@@ -707,23 +276,7 @@
           <w:b w:val="0"/>
           <w:sz w:val="24"/>
         </w:rPr>
-        <w:t xml:space="preserve"> 作者在一个变直径半圆柱腔体中引入可旋转隔板，旋转角度可在 10°～175° 之间连续变化。通过旋转，可</w:t>
-      </w:r>
-      <w:r>
-        <w:rPr>
-          <w:rFonts w:ascii="Times New Roman" w:hAnsi="Times New Roman" w:eastAsia="宋体"/>
-          <w:b/>
-          <w:sz w:val="24"/>
-        </w:rPr>
-        <w:t>同时且独立地调节声阻 R 与声抗 X</w:t>
-      </w:r>
-      <w:r>
-        <w:rPr>
-          <w:rFonts w:ascii="Times New Roman" w:hAnsi="Times New Roman" w:eastAsia="宋体"/>
-          <w:b w:val="0"/>
-          <w:sz w:val="24"/>
-        </w:rPr>
-        <w:t>，从而在不同频率上始终满足结构阻抗与空气阻抗的完美匹配。研究采用数值仿真与实验（阻抗管）相结合的方法进行验证。</w:t>
+        <w:t xml:space="preserve"> 作者从理论上设计并实验实现了一种宽带低频声学超构窗。其结构由一个中央矩形开口与周围 12 个完全相同（identical）的通道组成，总厚度仅约 4 cm。这些相同单元协同作用形成一个大的声学带隙（acoustic bandgap），在带隙频段内强烈抑制声波透射；中央开口则保证气流自由通过。采用解析声学模型预测传输损耗，结合 FEM 仿真与样机实验进行验证。</w:t>
       </w:r>
     </w:p>
     <w:p>
@@ -736,7 +289,7 @@
           <w:b/>
           <w:sz w:val="24"/>
         </w:rPr>
-        <w:t>（3）研究结果与结论。</w:t>
+        <w:t>（3）研究结果/结论。</w:t>
       </w:r>
       <w:r>
         <w:rPr>
@@ -744,7 +297,7 @@
           <w:b w:val="0"/>
           <w:sz w:val="24"/>
         </w:rPr>
-        <w:t xml:space="preserve"> 在仅 54 mm 厚度（约为最大波长的 1/21，即 λ/21）下，结构可在 300～1500 Hz 频段内、对任意旋转角度实现连续可调的完美吸声，实验与仿真吻合良好。该方法机构简单、易于实现，适用于发动机、旋转机械等噪声随转速变化的实际工程场景。</w:t>
+        <w:t xml:space="preserve"> 该超构窗在 605～1050 Hz 的低频带隙内阻挡了 90% 以上的入射声能，同时保持约 220 cm² 的通风面积，验证了"通风—隔声"兼容的可行性，为实际建筑通风窗降噪提供了样机级方案。</w:t>
       </w:r>
     </w:p>
     <w:p>
@@ -757,28 +310,7 @@
           <w:b/>
           <w:sz w:val="24"/>
         </w:rPr>
-        <w:t>（4）存在的问题与限制条件。</w:t>
-      </w:r>
-    </w:p>
-    <w:p>
-      <w:pPr>
-        <w:pStyle w:val="ListBullet"/>
-      </w:pPr>
-      <w:r>
-        <w:rPr>
-          <w:rFonts w:ascii="Times New Roman" w:hAnsi="Times New Roman" w:eastAsia="宋体"/>
-          <w:b w:val="0"/>
-          <w:sz w:val="24"/>
-        </w:rPr>
-        <w:t>任一旋转角度下仅在</w:t>
-      </w:r>
-      <w:r>
-        <w:rPr>
-          <w:rFonts w:ascii="Times New Roman" w:hAnsi="Times New Roman" w:eastAsia="宋体"/>
-          <w:b/>
-          <w:sz w:val="24"/>
-        </w:rPr>
-        <w:t>单一窄带</w:t>
+        <w:t>（4）存在的问题/局限。</w:t>
       </w:r>
       <w:r>
         <w:rPr>
@@ -786,78 +318,7 @@
           <w:b w:val="0"/>
           <w:sz w:val="24"/>
         </w:rPr>
-        <w:t>实现完美吸声，是"可调窄带"而非"同时宽带"；</w:t>
-      </w:r>
-    </w:p>
-    <w:p>
-      <w:pPr>
-        <w:pStyle w:val="ListBullet"/>
-      </w:pPr>
-      <w:r>
-        <w:rPr>
-          <w:rFonts w:ascii="Times New Roman" w:hAnsi="Times New Roman" w:eastAsia="宋体"/>
-          <w:b w:val="0"/>
-          <w:sz w:val="24"/>
-        </w:rPr>
-        <w:t>依赖</w:t>
-      </w:r>
-      <w:r>
-        <w:rPr>
-          <w:rFonts w:ascii="Times New Roman" w:hAnsi="Times New Roman" w:eastAsia="宋体"/>
-          <w:b/>
-          <w:sz w:val="24"/>
-        </w:rPr>
-        <w:t>机械旋转可动部件</w:t>
-      </w:r>
-      <w:r>
-        <w:rPr>
-          <w:rFonts w:ascii="Times New Roman" w:hAnsi="Times New Roman" w:eastAsia="宋体"/>
-          <w:b w:val="0"/>
-          <w:sz w:val="24"/>
-        </w:rPr>
-        <w:t>，长期使用存在磨损、可靠性与响应速度问题；</w:t>
-      </w:r>
-    </w:p>
-    <w:p>
-      <w:pPr>
-        <w:pStyle w:val="ListBullet"/>
-      </w:pPr>
-      <w:r>
-        <w:rPr>
-          <w:rFonts w:ascii="Times New Roman" w:hAnsi="Times New Roman" w:eastAsia="宋体"/>
-          <w:b w:val="0"/>
-          <w:sz w:val="24"/>
-        </w:rPr>
-        <w:t>工作频率下限约 300 Hz，深低频仍受限；</w:t>
-      </w:r>
-    </w:p>
-    <w:p>
-      <w:pPr>
-        <w:pStyle w:val="ListBullet"/>
-      </w:pPr>
-      <w:r>
-        <w:rPr>
-          <w:rFonts w:ascii="Times New Roman" w:hAnsi="Times New Roman" w:eastAsia="宋体"/>
-          <w:b w:val="0"/>
-          <w:sz w:val="24"/>
-        </w:rPr>
-        <w:t>仅单自由度（旋转）调节，</w:t>
-      </w:r>
-      <w:r>
-        <w:rPr>
-          <w:rFonts w:ascii="Times New Roman" w:hAnsi="Times New Roman" w:eastAsia="宋体"/>
-          <w:b/>
-          <w:sz w:val="24"/>
-        </w:rPr>
-        <w:t>调节维度有限</w:t>
-      </w:r>
-      <w:r>
-        <w:rPr>
-          <w:rFonts w:ascii="Times New Roman" w:hAnsi="Times New Roman" w:eastAsia="宋体"/>
-          <w:b w:val="0"/>
-          <w:sz w:val="24"/>
-        </w:rPr>
-        <w:t>，对复杂时变噪声谱的实时跟踪能力有待提升。</w:t>
+        <w:t xml:space="preserve"> 隔声以"反射"为主，被阻挡的声能并未被吸收而是反射回声源侧，可能在街道峡谷等场景造成二次混响；隔声有效频段被限定在带隙范围内（605～1050 Hz），带隙之外性能迅速下降，更低频段（尤其 &lt; 200 Hz）的拓展仍受单元尺寸制约；带隙的实际位置与深度对加工精度较为敏感。</w:t>
       </w:r>
     </w:p>
     <w:p>
@@ -871,7 +332,7 @@
           <w:color w:val="2E5596"/>
           <w:sz w:val="26"/>
         </w:rPr>
-        <w:t>2.3 具有低频隔声能力的通风型声学超构表面</w:t>
+        <w:t>文献 3：基于模式叠加与连续 Fano 共振协同的宽带通风超构屏障</w:t>
       </w:r>
     </w:p>
     <w:p>
@@ -886,7 +347,7 @@
           <w:color w:val="555555"/>
           <w:sz w:val="21"/>
         </w:rPr>
-        <w:t>Zhang Y., Chin Y., Yu X., Shrestha M., Lau G., Koo B. C., Liu K., Lu Z. *Ventilated acoustic metasurface with low-frequency sound insulation.* JASA Express Letters, 2023, 3(7): 073602.</w:t>
+        <w:t>Broadband ventilated meta-barrier based on the synergy of mode superposition and consecutive Fano resonances, *The Journal of the Acoustical Society of America* 152, 2412 (2022).</w:t>
       </w:r>
     </w:p>
     <w:p>
@@ -907,39 +368,7 @@
           <w:b w:val="0"/>
           <w:sz w:val="24"/>
         </w:rPr>
-        <w:t xml:space="preserve"> 在建筑通风口、机舱、管道等场景，既需要隔绝噪声又必须保证空气流通。传统隔声结构通过封闭腔体反射声波，必然牺牲通风。如何在</w:t>
-      </w:r>
-      <w:r>
-        <w:rPr>
-          <w:rFonts w:ascii="Times New Roman" w:hAnsi="Times New Roman" w:eastAsia="宋体"/>
-          <w:b/>
-          <w:sz w:val="24"/>
-        </w:rPr>
-        <w:t>保持通风</w:t>
-      </w:r>
-      <w:r>
-        <w:rPr>
-          <w:rFonts w:ascii="Times New Roman" w:hAnsi="Times New Roman" w:eastAsia="宋体"/>
-          <w:b w:val="0"/>
-          <w:sz w:val="24"/>
-        </w:rPr>
-        <w:t>的前提下实现</w:t>
-      </w:r>
-      <w:r>
-        <w:rPr>
-          <w:rFonts w:ascii="Times New Roman" w:hAnsi="Times New Roman" w:eastAsia="宋体"/>
-          <w:b/>
-          <w:sz w:val="24"/>
-        </w:rPr>
-        <w:t>低频隔声</w:t>
-      </w:r>
-      <w:r>
-        <w:rPr>
-          <w:rFonts w:ascii="Times New Roman" w:hAnsi="Times New Roman" w:eastAsia="宋体"/>
-          <w:b w:val="0"/>
-          <w:sz w:val="24"/>
-        </w:rPr>
-        <w:t>，是该文的核心问题。</w:t>
+        <w:t xml:space="preserve"> 已有通风隔声超构屏障的工作带宽通常不足半个倍频程（half an octave），难以覆盖实际噪声的宽频谱。如何在亚波长厚度、保持高效通风的同时实现真正的宽带隔声，是该方向的核心瓶颈。</w:t>
       </w:r>
     </w:p>
     <w:p>
@@ -952,7 +381,7 @@
           <w:b/>
           <w:sz w:val="24"/>
         </w:rPr>
-        <w:t>（2）研究方法与模型。</w:t>
+        <w:t>（2）研究方法/理论模型。</w:t>
       </w:r>
       <w:r>
         <w:rPr>
@@ -960,23 +389,7 @@
           <w:b w:val="0"/>
           <w:sz w:val="24"/>
         </w:rPr>
-        <w:t xml:space="preserve"> 作者提出由一层薄膜覆盖在一组</w:t>
-      </w:r>
-      <w:r>
-        <w:rPr>
-          <w:rFonts w:ascii="Times New Roman" w:hAnsi="Times New Roman" w:eastAsia="宋体"/>
-          <w:b/>
-          <w:sz w:val="24"/>
-        </w:rPr>
-        <w:t>不同深度子腔（sub-chambers）</w:t>
-      </w:r>
-      <w:r>
-        <w:rPr>
-          <w:rFonts w:ascii="Times New Roman" w:hAnsi="Times New Roman" w:eastAsia="宋体"/>
-          <w:b w:val="0"/>
-          <w:sz w:val="24"/>
-        </w:rPr>
-        <w:t>之上的通风型超构表面，利用"薄膜—声场耦合"机制在低频形成强反射。研究进一步探讨了该耦合的物理机理，并通过仿真与测量评估其声传递损失（STL）。</w:t>
+        <w:t xml:space="preserve"> 作者提出将模式叠加（mode superposition）与连续 Fano 共振（consecutive Fano resonances）两种机制协同利用：通过精心设计多个共振模式，使其共振频率依次排布形成连续的传输损耗谷，并借助 Fano 共振的非对称尖锐线型在相邻峰之间"填谷"，从而把多个窄带隔声峰拼接成连续宽带。理论上建立耦合共振解析模型，数值上以 FEM 求解传输谱，最后通过样机实验验证。</w:t>
       </w:r>
     </w:p>
     <w:p>
@@ -989,7 +402,7 @@
           <w:b/>
           <w:sz w:val="24"/>
         </w:rPr>
-        <w:t>（3）研究结果与结论。</w:t>
+        <w:t>（3）研究结果/结论。</w:t>
       </w:r>
       <w:r>
         <w:rPr>
@@ -997,7 +410,7 @@
           <w:b w:val="0"/>
           <w:sz w:val="24"/>
         </w:rPr>
-        <w:t xml:space="preserve"> 该结构在 100～1700 Hz 的宽频范围内可实现至少 5 dB 的隔声量；尤其在 100～200 Hz 以及 437.4～1700 Hz 频段内隔声量达 10 dB 以上，基本覆盖了环境噪声的低频区间。结果表明薄膜—子腔耦合是兼顾通风与低频隔声的有效途径。</w:t>
+        <w:t xml:space="preserve"> 成功设计并实验实现了一种亚波长厚度的通风超构屏障，在 1145～1815 Hz（约 0.66 个倍频程，超过半倍频程）的频带内对声波阻挡约 90%，同时保持高效通风，突破了以往通风隔声器件带宽多不足半倍频程的限制，并阐明了模式叠加与 Fano 共振协同拓宽带宽的物理机制。该屏障还可阻挡来自不同方向（various directions）的入射声波。</w:t>
       </w:r>
     </w:p>
     <w:p>
@@ -1010,41 +423,7 @@
           <w:b/>
           <w:sz w:val="24"/>
         </w:rPr>
-        <w:t>（4）存在的问题与限制条件。</w:t>
-      </w:r>
-    </w:p>
-    <w:p>
-      <w:pPr>
-        <w:pStyle w:val="ListBullet"/>
-      </w:pPr>
-      <w:r>
-        <w:rPr>
-          <w:rFonts w:ascii="Times New Roman" w:hAnsi="Times New Roman" w:eastAsia="宋体"/>
-          <w:b w:val="0"/>
-          <w:sz w:val="24"/>
-        </w:rPr>
-        <w:t>隔声量整体偏低（5～10 dB），与封闭式隔声屏（可达数十 dB）相比仍有差距；</w:t>
-      </w:r>
-    </w:p>
-    <w:p>
-      <w:pPr>
-        <w:pStyle w:val="ListBullet"/>
-      </w:pPr>
-      <w:r>
-        <w:rPr>
-          <w:rFonts w:ascii="Times New Roman" w:hAnsi="Times New Roman" w:eastAsia="宋体"/>
-          <w:b w:val="0"/>
-          <w:sz w:val="24"/>
-        </w:rPr>
-        <w:t>在约 200～437 Hz 之间存在隔声</w:t>
-      </w:r>
-      <w:r>
-        <w:rPr>
-          <w:rFonts w:ascii="Times New Roman" w:hAnsi="Times New Roman" w:eastAsia="宋体"/>
-          <w:b/>
-          <w:sz w:val="24"/>
-        </w:rPr>
-        <w:t>性能低谷</w:t>
+        <w:t>（4）存在的问题/局限。</w:t>
       </w:r>
       <w:r>
         <w:rPr>
@@ -1052,65 +431,7 @@
           <w:b w:val="0"/>
           <w:sz w:val="24"/>
         </w:rPr>
-        <w:t>，频响不够平坦；</w:t>
-      </w:r>
-    </w:p>
-    <w:p>
-      <w:pPr>
-        <w:pStyle w:val="ListBullet"/>
-      </w:pPr>
-      <w:r>
-        <w:rPr>
-          <w:rFonts w:ascii="Times New Roman" w:hAnsi="Times New Roman" w:eastAsia="宋体"/>
-          <w:b w:val="0"/>
-          <w:sz w:val="24"/>
-        </w:rPr>
-        <w:t>依赖</w:t>
-      </w:r>
-      <w:r>
-        <w:rPr>
-          <w:rFonts w:ascii="Times New Roman" w:hAnsi="Times New Roman" w:eastAsia="宋体"/>
-          <w:b/>
-          <w:sz w:val="24"/>
-        </w:rPr>
-        <w:t>薄膜张力</w:t>
-      </w:r>
-      <w:r>
-        <w:rPr>
-          <w:rFonts w:ascii="Times New Roman" w:hAnsi="Times New Roman" w:eastAsia="宋体"/>
-          <w:b w:val="0"/>
-          <w:sz w:val="24"/>
-        </w:rPr>
-        <w:t>，其性能对温度、湿度及长期老化敏感，</w:t>
-      </w:r>
-      <w:r>
-        <w:rPr>
-          <w:rFonts w:ascii="Times New Roman" w:hAnsi="Times New Roman" w:eastAsia="宋体"/>
-          <w:b/>
-          <w:sz w:val="24"/>
-        </w:rPr>
-        <w:t>耐久性与稳定性</w:t>
-      </w:r>
-      <w:r>
-        <w:rPr>
-          <w:rFonts w:ascii="Times New Roman" w:hAnsi="Times New Roman" w:eastAsia="宋体"/>
-          <w:b w:val="0"/>
-          <w:sz w:val="24"/>
-        </w:rPr>
-        <w:t>存疑；</w:t>
-      </w:r>
-    </w:p>
-    <w:p>
-      <w:pPr>
-        <w:pStyle w:val="ListBullet"/>
-      </w:pPr>
-      <w:r>
-        <w:rPr>
-          <w:rFonts w:ascii="Times New Roman" w:hAnsi="Times New Roman" w:eastAsia="宋体"/>
-          <w:b w:val="0"/>
-          <w:sz w:val="24"/>
-        </w:rPr>
-        <w:t>主要针对管道/正入射条件验证，对实际三维声场、斜入射的普适性需进一步考察。</w:t>
+        <w:t xml:space="preserve"> 多模式协同对几何参数高度敏感，加工误差易导致 Fano 峰错位、"填谷"失效；解析模型基于理想无黏假设，实际黏热损耗（thermo-viscous loss）会削弱尖锐 Fano 共振，使实测带宽与阻挡率低于理论预期；屏障本质仍以反射/阻挡为主，被挡声能未被消除，可能造成二次反射。</w:t>
       </w:r>
     </w:p>
     <w:p>
@@ -1124,7 +445,7 @@
           <w:color w:val="2E5596"/>
           <w:sz w:val="26"/>
         </w:rPr>
-        <w:t>2.4 任意形状、宽带通风的声学超构笼（Metacage）</w:t>
+        <w:t>文献 4：用于宽带低频水下声吸收的超薄声学超构材料</w:t>
       </w:r>
     </w:p>
     <w:p>
@@ -1139,7 +460,7 @@
           <w:color w:val="555555"/>
           <w:sz w:val="21"/>
         </w:rPr>
-        <w:t>Yin Y.-Q., Wu H.-W., Cheng S.-L., Sun W.-J., Sheng Z. *Acoustic metacage with arbitrary shape for broadband and ventilated sound insulation.* Journal of Applied Physics, 2022, 132(8).</w:t>
+        <w:t>Ultrathin acoustic metamaterial as super absorber for broadband low-frequency underwater sound, *Scientific Reports* 13, 7983 (2023).</w:t>
       </w:r>
     </w:p>
     <w:p>
@@ -1160,39 +481,7 @@
           <w:b w:val="0"/>
           <w:sz w:val="24"/>
         </w:rPr>
-        <w:t xml:space="preserve"> 如何对</w:t>
-      </w:r>
-      <w:r>
-        <w:rPr>
-          <w:rFonts w:ascii="Times New Roman" w:hAnsi="Times New Roman" w:eastAsia="宋体"/>
-          <w:b/>
-          <w:sz w:val="24"/>
-        </w:rPr>
-        <w:t>任意几何形状</w:t>
-      </w:r>
-      <w:r>
-        <w:rPr>
-          <w:rFonts w:ascii="Times New Roman" w:hAnsi="Times New Roman" w:eastAsia="宋体"/>
-          <w:b w:val="0"/>
-          <w:sz w:val="24"/>
-        </w:rPr>
-        <w:t>的区域实现</w:t>
-      </w:r>
-      <w:r>
-        <w:rPr>
-          <w:rFonts w:ascii="Times New Roman" w:hAnsi="Times New Roman" w:eastAsia="宋体"/>
-          <w:b/>
-          <w:sz w:val="24"/>
-        </w:rPr>
-        <w:t>宽带隔声</w:t>
-      </w:r>
-      <w:r>
-        <w:rPr>
-          <w:rFonts w:ascii="Times New Roman" w:hAnsi="Times New Roman" w:eastAsia="宋体"/>
-          <w:b w:val="0"/>
-          <w:sz w:val="24"/>
-        </w:rPr>
-        <w:t>，同时保持高通风、且对声源位置不敏感？这是面向实际"声屏障/声学笼"应用的关键难题。</w:t>
+        <w:t xml:space="preserve"> 水下低频声吸收因水与结构间阻抗严重失配而极为困难，传统吸声材料厚度大、低频效率低。如何用超薄结构实现宽带低频水下"超吸收"（super absorption）。</w:t>
       </w:r>
     </w:p>
     <w:p>
@@ -1205,7 +494,7 @@
           <w:b/>
           <w:sz w:val="24"/>
         </w:rPr>
-        <w:t>（2）研究方法与模型。</w:t>
+        <w:t>（2）研究方法/理论模型。</w:t>
       </w:r>
       <w:r>
         <w:rPr>
@@ -1213,23 +502,7 @@
           <w:b w:val="0"/>
           <w:sz w:val="24"/>
         </w:rPr>
-        <w:t xml:space="preserve"> 作者提出"声学超构笼"概念，沿方位角方向布置径向梯度凹槽（radial gradient grooves），实现</w:t>
-      </w:r>
-      <w:r>
-        <w:rPr>
-          <w:rFonts w:ascii="Times New Roman" w:hAnsi="Times New Roman" w:eastAsia="宋体"/>
-          <w:b/>
-          <w:sz w:val="24"/>
-        </w:rPr>
-        <w:t>局域化的声学彩虹捕获（localized rainbow trapping）</w:t>
-      </w:r>
-      <w:r>
-        <w:rPr>
-          <w:rFonts w:ascii="Times New Roman" w:hAnsi="Times New Roman" w:eastAsia="宋体"/>
-          <w:b w:val="0"/>
-          <w:sz w:val="24"/>
-        </w:rPr>
-        <w:t>——不同深度的槽对应不同截止频率，将不同频率的声能局域、阻挡在结构处。研究以数值仿真为主并辅以实验观测，考察了隔声效果对声源位置的鲁棒性，以及隔声量与通风率之间的关系。图 3 给出其原理示意。</w:t>
+        <w:t xml:space="preserve"> 提出由卷曲水通道（space-coiled water channels）外覆橡胶涂层（rubber coating）构成的超薄超构材料。卷曲通道在极薄厚度内等效延长声程、降低共振频率；橡胶涂层调节表面阻抗以改善与水的阻抗匹配。通过等效声阻抗/传输线模型与 FEM 仿真分析吸收谱，研究几何参数对吸收带宽与峰值的影响。</w:t>
       </w:r>
     </w:p>
     <w:p>
@@ -1242,117 +515,7 @@
           <w:b/>
           <w:sz w:val="24"/>
         </w:rPr>
-        <w:t>图 3　声学超构笼的彩虹捕获隔声原理</w:t>
-      </w:r>
-    </w:p>
-    <w:p>
-      <w:pPr>
-        <w:spacing w:after="0" w:before="0"/>
-      </w:pPr>
-      <w:r>
-        <w:rPr>
-          <w:rFonts w:ascii="Consolas" w:hAnsi="Consolas" w:eastAsia="NSimSun"/>
-          <w:sz w:val="18"/>
-        </w:rPr>
-        <w:t xml:space="preserve">        声源 •)))      ┌───────────────────┐</w:t>
-      </w:r>
-    </w:p>
-    <w:p>
-      <w:pPr>
-        <w:spacing w:after="0" w:before="0"/>
-      </w:pPr>
-      <w:r>
-        <w:rPr>
-          <w:rFonts w:ascii="Consolas" w:hAnsi="Consolas" w:eastAsia="NSimSun"/>
-          <w:sz w:val="18"/>
-        </w:rPr>
-        <w:t xml:space="preserve">                       │  径向梯度凹槽阵列   │  深槽→低频截止</w:t>
-      </w:r>
-    </w:p>
-    <w:p>
-      <w:pPr>
-        <w:spacing w:after="0" w:before="0"/>
-      </w:pPr>
-      <w:r>
-        <w:rPr>
-          <w:rFonts w:ascii="Consolas" w:hAnsi="Consolas" w:eastAsia="NSimSun"/>
-          <w:sz w:val="18"/>
-        </w:rPr>
-        <w:t xml:space="preserve">   ╲ ╲ ╲ ╲ ╲ ╲ ╲ ╲   │   ‖‖‖‖‖‖‖‖‖‖‖    │  浅槽→高频截止</w:t>
-      </w:r>
-    </w:p>
-    <w:p>
-      <w:pPr>
-        <w:spacing w:after="0" w:before="0"/>
-      </w:pPr>
-      <w:r>
-        <w:rPr>
-          <w:rFonts w:ascii="Consolas" w:hAnsi="Consolas" w:eastAsia="NSimSun"/>
-          <w:sz w:val="18"/>
-        </w:rPr>
-        <w:t xml:space="preserve">   声波被"彩虹捕获"阻挡 │  ┌───────────┐    │</w:t>
-      </w:r>
-    </w:p>
-    <w:p>
-      <w:pPr>
-        <w:spacing w:after="0" w:before="0"/>
-      </w:pPr>
-      <w:r>
-        <w:rPr>
-          <w:rFonts w:ascii="Consolas" w:hAnsi="Consolas" w:eastAsia="NSimSun"/>
-          <w:sz w:val="18"/>
-        </w:rPr>
-        <w:t xml:space="preserve">                       │  │  保护区域   │    │  区域内安静</w:t>
-      </w:r>
-    </w:p>
-    <w:p>
-      <w:pPr>
-        <w:spacing w:after="0" w:before="0"/>
-      </w:pPr>
-      <w:r>
-        <w:rPr>
-          <w:rFonts w:ascii="Consolas" w:hAnsi="Consolas" w:eastAsia="NSimSun"/>
-          <w:sz w:val="18"/>
-        </w:rPr>
-        <w:t xml:space="preserve">   空气可自由穿过缝隙   │  │ (可通风)   │    │  且仍可通风</w:t>
-      </w:r>
-    </w:p>
-    <w:p>
-      <w:pPr>
-        <w:spacing w:after="0" w:before="0"/>
-      </w:pPr>
-      <w:r>
-        <w:rPr>
-          <w:rFonts w:ascii="Consolas" w:hAnsi="Consolas" w:eastAsia="NSimSun"/>
-          <w:sz w:val="18"/>
-        </w:rPr>
-        <w:t xml:space="preserve">   (通风率可达 ~55%)    │  └───────────┘    │</w:t>
-      </w:r>
-    </w:p>
-    <w:p>
-      <w:pPr>
-        <w:spacing w:after="0" w:before="0"/>
-      </w:pPr>
-      <w:r>
-        <w:rPr>
-          <w:rFonts w:ascii="Consolas" w:hAnsi="Consolas" w:eastAsia="NSimSun"/>
-          <w:sz w:val="18"/>
-        </w:rPr>
-        <w:t xml:space="preserve">                       └───────────────────┘</w:t>
-      </w:r>
-    </w:p>
-    <w:p/>
-    <w:p>
-      <w:pPr>
-        <w:spacing w:after="120"/>
-      </w:pPr>
-      <w:r>
-        <w:rPr>
-          <w:rFonts w:ascii="Times New Roman" w:hAnsi="Times New Roman" w:eastAsia="宋体"/>
-          <w:b/>
-          <w:sz w:val="24"/>
-        </w:rPr>
-        <w:t>（3）研究结果与结论。</w:t>
+        <w:t>（3）研究结果/结论。</w:t>
       </w:r>
       <w:r>
         <w:rPr>
@@ -1360,7 +523,7 @@
           <w:b w:val="0"/>
           <w:sz w:val="24"/>
         </w:rPr>
-        <w:t xml:space="preserve"> 仿真与实验表明，该超构笼可对任意形状区域实现宽带隔声，且效果对声源位置具有鲁棒性；当声传递损失大于 10 dB 时，通风窗口的通风率仍可达 55%。该工作为"宽带隔声 + 高通风 + 任意形状保护区"提供了一条新途径。</w:t>
+        <w:t xml:space="preserve"> 在仅 33 mm（约 λ/162）的超薄厚度下，结构在 181 Hz 处吸收系数 α &gt; 0.99，并在 365～900 Hz 实现宽带高吸收，验证了"卷曲水通道 + 弹性涂层"协同改善阻抗匹配并延长有效声程的设计思路，为水声隐身、声呐降噪与水下噪声治理提供了轻薄方案。</w:t>
       </w:r>
     </w:p>
     <w:p>
@@ -1373,28 +536,7 @@
           <w:b/>
           <w:sz w:val="24"/>
         </w:rPr>
-        <w:t>（4）存在的问题与限制条件。</w:t>
-      </w:r>
-    </w:p>
-    <w:p>
-      <w:pPr>
-        <w:pStyle w:val="ListBullet"/>
-      </w:pPr>
-      <w:r>
-        <w:rPr>
-          <w:rFonts w:ascii="Times New Roman" w:hAnsi="Times New Roman" w:eastAsia="宋体"/>
-          <w:b w:val="0"/>
-          <w:sz w:val="24"/>
-        </w:rPr>
-        <w:t>隔声量约为 10 dB 量级，</w:t>
-      </w:r>
-      <w:r>
-        <w:rPr>
-          <w:rFonts w:ascii="Times New Roman" w:hAnsi="Times New Roman" w:eastAsia="宋体"/>
-          <w:b/>
-          <w:sz w:val="24"/>
-        </w:rPr>
-        <w:t>绝对隔声能力有限</w:t>
+        <w:t>（4）存在的问题/局限。</w:t>
       </w:r>
       <w:r>
         <w:rPr>
@@ -1402,78 +544,7 @@
           <w:b w:val="0"/>
           <w:sz w:val="24"/>
         </w:rPr>
-        <w:t>，难以满足高隔声等级要求；</w:t>
-      </w:r>
-    </w:p>
-    <w:p>
-      <w:pPr>
-        <w:pStyle w:val="ListBullet"/>
-      </w:pPr>
-      <w:r>
-        <w:rPr>
-          <w:rFonts w:ascii="Times New Roman" w:hAnsi="Times New Roman" w:eastAsia="宋体"/>
-          <w:b w:val="0"/>
-          <w:sz w:val="24"/>
-        </w:rPr>
-        <w:t>隔声效率与通风率之间存在</w:t>
-      </w:r>
-      <w:r>
-        <w:rPr>
-          <w:rFonts w:ascii="Times New Roman" w:hAnsi="Times New Roman" w:eastAsia="宋体"/>
-          <w:b/>
-          <w:sz w:val="24"/>
-        </w:rPr>
-        <w:t>此消彼长的折中</w:t>
-      </w:r>
-      <w:r>
-        <w:rPr>
-          <w:rFonts w:ascii="Times New Roman" w:hAnsi="Times New Roman" w:eastAsia="宋体"/>
-          <w:b w:val="0"/>
-          <w:sz w:val="24"/>
-        </w:rPr>
-        <w:t>，二者难以同时最优；</w:t>
-      </w:r>
-    </w:p>
-    <w:p>
-      <w:pPr>
-        <w:pStyle w:val="ListBullet"/>
-      </w:pPr>
-      <w:r>
-        <w:rPr>
-          <w:rFonts w:ascii="Times New Roman" w:hAnsi="Times New Roman" w:eastAsia="宋体"/>
-          <w:b w:val="0"/>
-          <w:sz w:val="24"/>
-        </w:rPr>
-        <w:t>径向梯度凹槽的设计与加工较复杂，</w:t>
-      </w:r>
-      <w:r>
-        <w:rPr>
-          <w:rFonts w:ascii="Times New Roman" w:hAnsi="Times New Roman" w:eastAsia="宋体"/>
-          <w:b/>
-          <w:sz w:val="24"/>
-        </w:rPr>
-        <w:t>单元尺寸随梯度变化</w:t>
-      </w:r>
-      <w:r>
-        <w:rPr>
-          <w:rFonts w:ascii="Times New Roman" w:hAnsi="Times New Roman" w:eastAsia="宋体"/>
-          <w:b w:val="0"/>
-          <w:sz w:val="24"/>
-        </w:rPr>
-        <w:t>，制造与装配成本上升；</w:t>
-      </w:r>
-    </w:p>
-    <w:p>
-      <w:pPr>
-        <w:pStyle w:val="ListBullet"/>
-      </w:pPr>
-      <w:r>
-        <w:rPr>
-          <w:rFonts w:ascii="Times New Roman" w:hAnsi="Times New Roman" w:eastAsia="宋体"/>
-          <w:b w:val="0"/>
-          <w:sz w:val="24"/>
-        </w:rPr>
-        <w:t>演示偏重二维/特定频段，对真实三维宽频宽角度环境的适用性仍需验证。</w:t>
+        <w:t xml:space="preserve"> 性能依赖橡胶等弹性材料参数，而橡胶的力学/损耗特性随静水压、温度和老化显著变化，深水高压环境下的稳定性存疑；卷曲水通道易受生物附着、泥沙堵塞影响；模型多在常温常压理想条件下验证，缺乏宽压力—温度区间的实验数据。</w:t>
       </w:r>
     </w:p>
     <w:p>
@@ -1487,7 +558,7 @@
           <w:color w:val="2E5596"/>
           <w:sz w:val="26"/>
         </w:rPr>
-        <w:t>2.5 可编程声学超构表面实现声波前的连续调控</w:t>
+        <w:t>文献 5：可调、可重构与可编程声学超构表面综述</w:t>
       </w:r>
     </w:p>
     <w:p>
@@ -1502,7 +573,7 @@
           <w:color w:val="555555"/>
           <w:sz w:val="21"/>
         </w:rPr>
-        <w:t>Gong K., Zhou X., Ouyang H., Mo J. *Continuous manipulation of acoustic wavefront using a programmable acoustic metasurface.* Journal of Physics D: Applied Physics, 2021, 54(30).</w:t>
+        <w:t>Tunable, reconfigurable, and programmable acoustic metasurfaces: A review, *Frontiers in Materials* 10, 1132585 (2023).</w:t>
       </w:r>
     </w:p>
     <w:p>
@@ -1523,23 +594,7 @@
           <w:b w:val="0"/>
           <w:sz w:val="24"/>
         </w:rPr>
-        <w:t xml:space="preserve"> 传统被动超构表面拓扑与结构参数一旦确定便无法改变，</w:t>
-      </w:r>
-      <w:r>
-        <w:rPr>
-          <w:rFonts w:ascii="Times New Roman" w:hAnsi="Times New Roman" w:eastAsia="宋体"/>
-          <w:b/>
-          <w:sz w:val="24"/>
-        </w:rPr>
-        <w:t>功能单一、不可重构</w:t>
-      </w:r>
-      <w:r>
-        <w:rPr>
-          <w:rFonts w:ascii="Times New Roman" w:hAnsi="Times New Roman" w:eastAsia="宋体"/>
-          <w:b w:val="0"/>
-          <w:sz w:val="24"/>
-        </w:rPr>
-        <w:t>，限制了其应用。如何用一套结构实现多种、可连续切换的声波前调控功能，是该文的出发点。</w:t>
+        <w:t xml:space="preserve"> 无源（passive）超构表面一旦加工完成，其色散与功能即被固化，只能在固定频率执行单一功能，难以适应变化的声环境与多任务需求。该综述系统梳理"如何让超构表面的声学响应在制造后仍可实时调节、重构乃至编程"。</w:t>
       </w:r>
     </w:p>
     <w:p>
@@ -1552,7 +607,7 @@
           <w:b/>
           <w:sz w:val="24"/>
         </w:rPr>
-        <w:t>（2）研究方法与模型。</w:t>
+        <w:t>（2）研究方法/理论模型（综述方法）。</w:t>
       </w:r>
       <w:r>
         <w:rPr>
@@ -1560,39 +615,7 @@
           <w:b w:val="0"/>
           <w:sz w:val="24"/>
         </w:rPr>
-        <w:t xml:space="preserve"> 作者设计了由可重构亚波长单元阵列构成的</w:t>
-      </w:r>
-      <w:r>
-        <w:rPr>
-          <w:rFonts w:ascii="Times New Roman" w:hAnsi="Times New Roman" w:eastAsia="宋体"/>
-          <w:b/>
-          <w:sz w:val="24"/>
-        </w:rPr>
-        <w:t>可编程超构表面</w:t>
-      </w:r>
-      <w:r>
-        <w:rPr>
-          <w:rFonts w:ascii="Times New Roman" w:hAnsi="Times New Roman" w:eastAsia="宋体"/>
-          <w:b w:val="0"/>
-          <w:sz w:val="24"/>
-        </w:rPr>
-        <w:t>：每个单元由一条并联的一维"菊花链"狭缝与 5 个亥姆霍兹共振器组成，通过步进电机+丝杠及低成本控制系统改变狭缝宽度，从而在</w:t>
-      </w:r>
-      <w:r>
-        <w:rPr>
-          <w:rFonts w:ascii="Times New Roman" w:hAnsi="Times New Roman" w:eastAsia="宋体"/>
-          <w:b/>
-          <w:sz w:val="24"/>
-        </w:rPr>
-        <w:t>保持高透射效率</w:t>
-      </w:r>
-      <w:r>
-        <w:rPr>
-          <w:rFonts w:ascii="Times New Roman" w:hAnsi="Times New Roman" w:eastAsia="宋体"/>
-          <w:b w:val="0"/>
-          <w:sz w:val="24"/>
-        </w:rPr>
-        <w:t>的同时，使透射波相移在 0～2π 全相位范围内连续可调。研究通过仿真与实验验证了多种波前调控功能。图 4 给出可编程调相的原理示意。</w:t>
+        <w:t xml:space="preserve"> 文章按调控机理对现有工作分类总结：(i) 几何可调——通过旋转螺杆、改变腔体尺寸、移动活塞等机械方式调节有效声程/相位；(ii) 材料可调——利用磁流变、温敏、压电、铁电等外场响应材料改变等效参数；(iii) 有源/数字可编程——为每个单元配置可独立控制的电子电路或换能器，实现幅度与相位的实时编程。综述比较了各类方案在调谐范围、响应速度、损耗与集成度上的优劣。</w:t>
       </w:r>
     </w:p>
     <w:p>
@@ -1605,93 +628,7 @@
           <w:b/>
           <w:sz w:val="24"/>
         </w:rPr>
-        <w:t>图 4　可编程超构表面的相位梯度调控</w:t>
-      </w:r>
-    </w:p>
-    <w:p>
-      <w:pPr>
-        <w:spacing w:after="0" w:before="0"/>
-      </w:pPr>
-      <w:r>
-        <w:rPr>
-          <w:rFonts w:ascii="Consolas" w:hAnsi="Consolas" w:eastAsia="NSimSun"/>
-          <w:sz w:val="18"/>
-        </w:rPr>
-        <w:t xml:space="preserve">        平面波入射  ↓ ↓ ↓ ↓ ↓ ↓ ↓ ↓</w:t>
-      </w:r>
-    </w:p>
-    <w:p>
-      <w:pPr>
-        <w:spacing w:after="0" w:before="0"/>
-      </w:pPr>
-      <w:r>
-        <w:rPr>
-          <w:rFonts w:ascii="Consolas" w:hAnsi="Consolas" w:eastAsia="NSimSun"/>
-          <w:sz w:val="18"/>
-        </w:rPr>
-        <w:t xml:space="preserve">      ┌────┬────┬────┬────┬────┐   每单元相位 φ(x) 由狭缝宽度调节</w:t>
-      </w:r>
-    </w:p>
-    <w:p>
-      <w:pPr>
-        <w:spacing w:after="0" w:before="0"/>
-      </w:pPr>
-      <w:r>
-        <w:rPr>
-          <w:rFonts w:ascii="Consolas" w:hAnsi="Consolas" w:eastAsia="NSimSun"/>
-          <w:sz w:val="18"/>
-        </w:rPr>
-        <w:t xml:space="preserve">      │ φ1 │ φ2 │ φ3 │ φ4 │ φ5 │   (步进电机 + 丝杠驱动)</w:t>
-      </w:r>
-    </w:p>
-    <w:p>
-      <w:pPr>
-        <w:spacing w:after="0" w:before="0"/>
-      </w:pPr>
-      <w:r>
-        <w:rPr>
-          <w:rFonts w:ascii="Consolas" w:hAnsi="Consolas" w:eastAsia="NSimSun"/>
-          <w:sz w:val="18"/>
-        </w:rPr>
-        <w:t xml:space="preserve">      └────┴────┴────┴────┴────┘</w:t>
-      </w:r>
-    </w:p>
-    <w:p>
-      <w:pPr>
-        <w:spacing w:after="0" w:before="0"/>
-      </w:pPr>
-      <w:r>
-        <w:rPr>
-          <w:rFonts w:ascii="Consolas" w:hAnsi="Consolas" w:eastAsia="NSimSun"/>
-          <w:sz w:val="18"/>
-        </w:rPr>
-        <w:t xml:space="preserve">          ↘   ↘   ↘                广义斯涅尔定律:</w:t>
-      </w:r>
-    </w:p>
-    <w:p>
-      <w:pPr>
-        <w:spacing w:after="0" w:before="0"/>
-      </w:pPr>
-      <w:r>
-        <w:rPr>
-          <w:rFonts w:ascii="Consolas" w:hAnsi="Consolas" w:eastAsia="NSimSun"/>
-          <w:sz w:val="18"/>
-        </w:rPr>
-        <w:t xml:space="preserve">           聚焦 / 偏折 / 自弯曲      sin θt = sin θi + (λ₀/2π)·(dφ/dx)</w:t>
-      </w:r>
-    </w:p>
-    <w:p/>
-    <w:p>
-      <w:pPr>
-        <w:spacing w:after="120"/>
-      </w:pPr>
-      <w:r>
-        <w:rPr>
-          <w:rFonts w:ascii="Times New Roman" w:hAnsi="Times New Roman" w:eastAsia="宋体"/>
-          <w:b/>
-          <w:sz w:val="24"/>
-        </w:rPr>
-        <w:t>（3）研究结果与结论。</w:t>
+        <w:t>（3）研究结果/结论。</w:t>
       </w:r>
       <w:r>
         <w:rPr>
@@ -1699,7 +636,7 @@
           <w:b w:val="0"/>
           <w:sz w:val="24"/>
         </w:rPr>
-        <w:t xml:space="preserve"> 仿真与实验均证实，该可编程超构表面能够通过对透射波相位与幅值的工程化调控，连续实现可调声折射、可调声聚焦与可调自弯曲等多种功能。作者指出其在诊断超声成像、主动无损检测、声全息、非接触微粒操控与能量收集等方面具有广阔应用前景。</w:t>
+        <w:t xml:space="preserve"> 指出可编程超构表面正从"单功能固定器件"走向"多功能可重构平台"，能够在声束偏转、聚焦、吸收、隐身与全息之间动态切换；有源数字超构表面（结合传感—计算—再发射）被认为是实现自适应声场调控的最有前景方向。</w:t>
       </w:r>
     </w:p>
     <w:p>
@@ -1712,28 +649,7 @@
           <w:b/>
           <w:sz w:val="24"/>
         </w:rPr>
-        <w:t>（4）存在的问题与限制条件。</w:t>
-      </w:r>
-    </w:p>
-    <w:p>
-      <w:pPr>
-        <w:pStyle w:val="ListBullet"/>
-      </w:pPr>
-      <w:r>
-        <w:rPr>
-          <w:rFonts w:ascii="Times New Roman" w:hAnsi="Times New Roman" w:eastAsia="宋体"/>
-          <w:b w:val="0"/>
-          <w:sz w:val="24"/>
-        </w:rPr>
-        <w:t>依赖步进电机、丝杠等</w:t>
-      </w:r>
-      <w:r>
-        <w:rPr>
-          <w:rFonts w:ascii="Times New Roman" w:hAnsi="Times New Roman" w:eastAsia="宋体"/>
-          <w:b/>
-          <w:sz w:val="24"/>
-        </w:rPr>
-        <w:t>机电驱动部件</w:t>
+        <w:t>（4）存在的问题/局限。</w:t>
       </w:r>
       <w:r>
         <w:rPr>
@@ -1741,94 +657,7 @@
           <w:b w:val="0"/>
           <w:sz w:val="24"/>
         </w:rPr>
-        <w:t>，体积、成本较大，</w:t>
-      </w:r>
-      <w:r>
-        <w:rPr>
-          <w:rFonts w:ascii="Times New Roman" w:hAnsi="Times New Roman" w:eastAsia="宋体"/>
-          <w:b/>
-          <w:sz w:val="24"/>
-        </w:rPr>
-        <w:t>调节速度慢</w:t>
-      </w:r>
-      <w:r>
-        <w:rPr>
-          <w:rFonts w:ascii="Times New Roman" w:hAnsi="Times New Roman" w:eastAsia="宋体"/>
-          <w:b w:val="0"/>
-          <w:sz w:val="24"/>
-        </w:rPr>
-        <w:t>，难以做到高速实时；</w:t>
-      </w:r>
-    </w:p>
-    <w:p>
-      <w:pPr>
-        <w:pStyle w:val="ListBullet"/>
-      </w:pPr>
-      <w:r>
-        <w:rPr>
-          <w:rFonts w:ascii="Times New Roman" w:hAnsi="Times New Roman" w:eastAsia="宋体"/>
-          <w:b w:val="0"/>
-          <w:sz w:val="24"/>
-        </w:rPr>
-        <w:t>单元数目有限，相位离散化导致</w:t>
-      </w:r>
-      <w:r>
-        <w:rPr>
-          <w:rFonts w:ascii="Times New Roman" w:hAnsi="Times New Roman" w:eastAsia="宋体"/>
-          <w:b/>
-          <w:sz w:val="24"/>
-        </w:rPr>
-        <w:t>空间分辨率受限</w:t>
-      </w:r>
-      <w:r>
-        <w:rPr>
-          <w:rFonts w:ascii="Times New Roman" w:hAnsi="Times New Roman" w:eastAsia="宋体"/>
-          <w:b w:val="0"/>
-          <w:sz w:val="24"/>
-        </w:rPr>
-        <w:t>；</w:t>
-      </w:r>
-    </w:p>
-    <w:p>
-      <w:pPr>
-        <w:pStyle w:val="ListBullet"/>
-      </w:pPr>
-      <w:r>
-        <w:rPr>
-          <w:rFonts w:ascii="Times New Roman" w:hAnsi="Times New Roman" w:eastAsia="宋体"/>
-          <w:b w:val="0"/>
-          <w:sz w:val="24"/>
-        </w:rPr>
-        <w:t>透射效率与全相位覆盖之间仍存在一定折中；</w:t>
-      </w:r>
-    </w:p>
-    <w:p>
-      <w:pPr>
-        <w:pStyle w:val="ListBullet"/>
-      </w:pPr>
-      <w:r>
-        <w:rPr>
-          <w:rFonts w:ascii="Times New Roman" w:hAnsi="Times New Roman" w:eastAsia="宋体"/>
-          <w:b w:val="0"/>
-          <w:sz w:val="24"/>
-        </w:rPr>
-        <w:t>结构通常针对</w:t>
-      </w:r>
-      <w:r>
-        <w:rPr>
-          <w:rFonts w:ascii="Times New Roman" w:hAnsi="Times New Roman" w:eastAsia="宋体"/>
-          <w:b/>
-          <w:sz w:val="24"/>
-        </w:rPr>
-        <w:t>特定（单一）频率</w:t>
-      </w:r>
-      <w:r>
-        <w:rPr>
-          <w:rFonts w:ascii="Times New Roman" w:hAnsi="Times New Roman" w:eastAsia="宋体"/>
-          <w:b w:val="0"/>
-          <w:sz w:val="24"/>
-        </w:rPr>
-        <w:t>优化，宽频带下的功能一致性有待加强；可动部件的长期可靠性也是工程瓶颈。</w:t>
+        <w:t xml:space="preserve"> 作为综述，本身不提供新实验数据；其总结也揭示了共性瓶颈：机械可调方案响应慢、难以集成；有源方案系统复杂、功耗高、存在稳定性与噪声本底问题；多数演示停留在实验室单频/窄带，距离宽带、低成本、规模化工程应用仍有较大距离。</w:t>
       </w:r>
     </w:p>
     <w:p>
@@ -1842,7 +671,7 @@
           <w:color w:val="2E5596"/>
           <w:sz w:val="26"/>
         </w:rPr>
-        <w:t>2.6 基于概率深度神经网络的水下吸声超构表面逆向设计</w:t>
+        <w:t>文献 6：用于宽带声学消声的相位梯度超开放超构材料</w:t>
       </w:r>
     </w:p>
     <w:p>
@@ -1857,7 +686,7 @@
           <w:color w:val="555555"/>
           <w:sz w:val="21"/>
         </w:rPr>
-        <w:t>Liu B., Liang R., Na Y., Fan X., Guo Z. *Probabilistic deep neural network-based inverse design method for the underwater acoustic metasurface of customizable absorption performance.* Journal of Applied Physics, 2025.</w:t>
+        <w:t>Phased Gradient Ultra Open Metamaterials for Broadband Acoustic Silencing, *arXiv:2402.08597* (2024).</w:t>
       </w:r>
     </w:p>
     <w:p>
@@ -1878,23 +707,7 @@
           <w:b w:val="0"/>
           <w:sz w:val="24"/>
         </w:rPr>
-        <w:t xml:space="preserve"> 超构表面的"逆向设计"（由目标频谱反推结构参数）面临两大难题：频谱响应与结构参数之间的映射</w:t>
-      </w:r>
-      <w:r>
-        <w:rPr>
-          <w:rFonts w:ascii="Times New Roman" w:hAnsi="Times New Roman" w:eastAsia="宋体"/>
-          <w:b/>
-          <w:sz w:val="24"/>
-        </w:rPr>
-        <w:t>非唯一、且高度非线性</w:t>
-      </w:r>
-      <w:r>
-        <w:rPr>
-          <w:rFonts w:ascii="Times New Roman" w:hAnsi="Times New Roman" w:eastAsia="宋体"/>
-          <w:b w:val="0"/>
-          <w:sz w:val="24"/>
-        </w:rPr>
-        <w:t>。这一难题阻碍了按需定制吸声谱的水下吸声超构表面的高效、自动化设计。</w:t>
+        <w:t xml:space="preserve"> 在"超开放"（ultra-open，开口率极高、几乎不阻碍气流）条件下，如何实现宽带高效消声，是通风降噪领域更进一步的挑战。</w:t>
       </w:r>
     </w:p>
     <w:p>
@@ -1907,7 +720,7 @@
           <w:b/>
           <w:sz w:val="24"/>
         </w:rPr>
-        <w:t>（2）研究方法与模型。</w:t>
+        <w:t>（2）研究方法/理论模型。</w:t>
       </w:r>
       <w:r>
         <w:rPr>
@@ -1915,23 +728,7 @@
           <w:b w:val="0"/>
           <w:sz w:val="24"/>
         </w:rPr>
-        <w:t xml:space="preserve"> 作者提出基于</w:t>
-      </w:r>
-      <w:r>
-        <w:rPr>
-          <w:rFonts w:ascii="Times New Roman" w:hAnsi="Times New Roman" w:eastAsia="宋体"/>
-          <w:b/>
-          <w:sz w:val="24"/>
-        </w:rPr>
-        <w:t>概率深度神经网络（probabilistic DNN）</w:t>
-      </w:r>
-      <w:r>
-        <w:rPr>
-          <w:rFonts w:ascii="Times New Roman" w:hAnsi="Times New Roman" w:eastAsia="宋体"/>
-          <w:b w:val="0"/>
-          <w:sz w:val="24"/>
-        </w:rPr>
-        <w:t>的逆向设计方法：通过引入概率生成模块提升网络泛化能力，针对"带嵌入孔的亥姆霍兹共振器阵列"，可一次性生成多组满足目标吸声谱的候选结构参数。方法的有效性与精度通过理论分析与数值仿真加以验证。表征中采用了等效介质/阻抗类模型与神经网络相结合的范式。</w:t>
+        <w:t xml:space="preserve"> 提出相位梯度超开放超构材料（Phased Gradient Ultra Open Metamaterial, PGUOM）：在三个相邻单元间构造跨单元的相位梯度，依据广义斯涅尔定律将正入射声波转化为沿表面传播的赝表面波（spoof surface wave），从而把声能"导出"主通道而非透射，达到阻声目的，同时保持极高通风率。研究采用了理论分析、数值仿真与实验三者结合（theoretical, numerical, and experimental validations）相互验证消声机理与带宽。</w:t>
       </w:r>
     </w:p>
     <w:p>
@@ -1944,7 +741,7 @@
           <w:b/>
           <w:sz w:val="24"/>
         </w:rPr>
-        <w:t>（3）研究结果与结论。</w:t>
+        <w:t>（3）研究结果/结论。</w:t>
       </w:r>
       <w:r>
         <w:rPr>
@@ -1952,7 +749,7 @@
           <w:b w:val="0"/>
           <w:sz w:val="24"/>
         </w:rPr>
-        <w:t xml:space="preserve"> 结果表明，该概率神经网络方法能够丰富设计解的多样性与灵活性，可按需生成定制吸声谱的水下超构表面，且对加工误差具有良好的容差性，为水下吸声与噪声控制器件的逆向设计提供了高效自动化途径。</w:t>
+        <w:t xml:space="preserve"> PGUOM 在保持高度通风的同时实现了宽带声阻挡，并经实验证实，验证了"用相位梯度激发赝表面波"作为通风消声新机制的有效性，被认为是通风声学超构材料的重要进展，可同时兼顾通风与宽带隔声。</w:t>
       </w:r>
     </w:p>
     <w:p>
@@ -1965,28 +762,7 @@
           <w:b/>
           <w:sz w:val="24"/>
         </w:rPr>
-        <w:t>（4）存在的问题与限制条件。</w:t>
-      </w:r>
-    </w:p>
-    <w:p>
-      <w:pPr>
-        <w:pStyle w:val="ListBullet"/>
-      </w:pPr>
-      <w:r>
-        <w:rPr>
-          <w:rFonts w:ascii="Times New Roman" w:hAnsi="Times New Roman" w:eastAsia="宋体"/>
-          <w:b w:val="0"/>
-          <w:sz w:val="24"/>
-        </w:rPr>
-        <w:t>验证主要停留在</w:t>
-      </w:r>
-      <w:r>
-        <w:rPr>
-          <w:rFonts w:ascii="Times New Roman" w:hAnsi="Times New Roman" w:eastAsia="宋体"/>
-          <w:b/>
-          <w:sz w:val="24"/>
-        </w:rPr>
-        <w:t>理论与数值仿真层面</w:t>
+        <w:t>（4）存在的问题/局限。</w:t>
       </w:r>
       <w:r>
         <w:rPr>
@@ -1994,94 +770,7 @@
           <w:b w:val="0"/>
           <w:sz w:val="24"/>
         </w:rPr>
-        <w:t>，缺少水下实物实验佐证；</w:t>
-      </w:r>
-    </w:p>
-    <w:p>
-      <w:pPr>
-        <w:pStyle w:val="ListBullet"/>
-      </w:pPr>
-      <w:r>
-        <w:rPr>
-          <w:rFonts w:ascii="Times New Roman" w:hAnsi="Times New Roman" w:eastAsia="宋体"/>
-          <w:b w:val="0"/>
-          <w:sz w:val="24"/>
-        </w:rPr>
-        <w:t>神经网络需要</w:t>
-      </w:r>
-      <w:r>
-        <w:rPr>
-          <w:rFonts w:ascii="Times New Roman" w:hAnsi="Times New Roman" w:eastAsia="宋体"/>
-          <w:b/>
-          <w:sz w:val="24"/>
-        </w:rPr>
-        <w:t>大量训练数据</w:t>
-      </w:r>
-      <w:r>
-        <w:rPr>
-          <w:rFonts w:ascii="Times New Roman" w:hAnsi="Times New Roman" w:eastAsia="宋体"/>
-          <w:b w:val="0"/>
-          <w:sz w:val="24"/>
-        </w:rPr>
-        <w:t>，数据获取与训练成本较高；</w:t>
-      </w:r>
-    </w:p>
-    <w:p>
-      <w:pPr>
-        <w:pStyle w:val="ListBullet"/>
-      </w:pPr>
-      <w:r>
-        <w:rPr>
-          <w:rFonts w:ascii="Times New Roman" w:hAnsi="Times New Roman" w:eastAsia="宋体"/>
-          <w:b w:val="0"/>
-          <w:sz w:val="24"/>
-        </w:rPr>
-        <w:t>方法绑定于"带孔亥姆霍兹共振器"这一</w:t>
-      </w:r>
-      <w:r>
-        <w:rPr>
-          <w:rFonts w:ascii="Times New Roman" w:hAnsi="Times New Roman" w:eastAsia="宋体"/>
-          <w:b/>
-          <w:sz w:val="24"/>
-        </w:rPr>
-        <w:t>特定结构模板</w:t>
-      </w:r>
-      <w:r>
-        <w:rPr>
-          <w:rFonts w:ascii="Times New Roman" w:hAnsi="Times New Roman" w:eastAsia="宋体"/>
-          <w:b w:val="0"/>
-          <w:sz w:val="24"/>
-        </w:rPr>
-        <w:t>，对其他拓扑的可迁移性未知；</w:t>
-      </w:r>
-    </w:p>
-    <w:p>
-      <w:pPr>
-        <w:pStyle w:val="ListBullet"/>
-      </w:pPr>
-      <w:r>
-        <w:rPr>
-          <w:rFonts w:ascii="Times New Roman" w:hAnsi="Times New Roman" w:eastAsia="宋体"/>
-          <w:b w:val="0"/>
-          <w:sz w:val="24"/>
-        </w:rPr>
-        <w:t>网络在训练分布之外的</w:t>
-      </w:r>
-      <w:r>
-        <w:rPr>
-          <w:rFonts w:ascii="Times New Roman" w:hAnsi="Times New Roman" w:eastAsia="宋体"/>
-          <w:b/>
-          <w:sz w:val="24"/>
-        </w:rPr>
-        <w:t>泛化能力存在不确定性</w:t>
-      </w:r>
-      <w:r>
-        <w:rPr>
-          <w:rFonts w:ascii="Times New Roman" w:hAnsi="Times New Roman" w:eastAsia="宋体"/>
-          <w:b w:val="0"/>
-          <w:sz w:val="24"/>
-        </w:rPr>
-        <w:t>；面向水下场景，温度、压力、流体黏滞等真实环境因素尚未纳入模型。</w:t>
+        <w:t xml:space="preserve"> 相位梯度依赖单元间精确的相位差，加工与装配误差会破坏梯度连续性、影响消声效果；赝表面波被导向表面后若无足够耗散，仍可能在边界处再辐射；此外该研究尚未充分考察实际气流速度对声场及消声性能的影响，且作为预印本（arXiv）有待正式同行评议。</w:t>
       </w:r>
     </w:p>
     <w:p>
@@ -2095,34 +784,7 @@
           <w:color w:val="1F3864"/>
           <w:sz w:val="30"/>
         </w:rPr>
-        <w:t>3. 综合分析与讨论</w:t>
-      </w:r>
-    </w:p>
-    <w:p>
-      <w:pPr>
-        <w:spacing w:before="160"/>
-      </w:pPr>
-      <w:r>
-        <w:rPr>
-          <w:rFonts w:ascii="Times New Roman" w:hAnsi="Times New Roman" w:eastAsia="黑体"/>
-          <w:b/>
-          <w:color w:val="2E5596"/>
-          <w:sz w:val="26"/>
-        </w:rPr>
-        <w:t>3.1 文献总览对比</w:t>
-      </w:r>
-    </w:p>
-    <w:p>
-      <w:pPr>
-        <w:spacing w:after="120"/>
-      </w:pPr>
-      <w:r>
-        <w:rPr>
-          <w:rFonts w:ascii="Times New Roman" w:hAnsi="Times New Roman" w:eastAsia="宋体"/>
-          <w:b w:val="0"/>
-          <w:sz w:val="24"/>
-        </w:rPr>
-        <w:t>将上述 6 篇文献按功能类型、机理、关键指标与主要局限汇总于表 1。</w:t>
+        <w:t>三、对比分析图表</w:t>
       </w:r>
     </w:p>
     <w:p>
@@ -2135,7 +797,7 @@
           <w:b/>
           <w:sz w:val="24"/>
         </w:rPr>
-        <w:t>表 1　六篇文献的总体对比</w:t>
+        <w:t>表 1　六篇文献的方法与性能对比</w:t>
       </w:r>
     </w:p>
     <w:tbl>
@@ -2146,17 +808,18 @@
         <w:tblLook w:firstColumn="1" w:firstRow="1" w:lastColumn="0" w:lastRow="0" w:noHBand="0" w:noVBand="1" w:val="04A0"/>
       </w:tblPr>
       <w:tblGrid>
-        <w:gridCol w:w="1560"/>
-        <w:gridCol w:w="1560"/>
-        <w:gridCol w:w="1560"/>
-        <w:gridCol w:w="1560"/>
-        <w:gridCol w:w="1560"/>
-        <w:gridCol w:w="1560"/>
+        <w:gridCol w:w="1337"/>
+        <w:gridCol w:w="1337"/>
+        <w:gridCol w:w="1337"/>
+        <w:gridCol w:w="1337"/>
+        <w:gridCol w:w="1337"/>
+        <w:gridCol w:w="1337"/>
+        <w:gridCol w:w="1337"/>
       </w:tblGrid>
       <w:tr>
         <w:tc>
           <w:tcPr>
-            <w:tcW w:type="dxa" w:w="1560"/>
+            <w:tcW w:type="dxa" w:w="1337"/>
             <w:shd w:val="clear" w:fill="D9E2F3"/>
           </w:tcPr>
           <w:p>
@@ -2171,13 +834,13 @@
                 <w:b/>
                 <w:sz w:val="21"/>
               </w:rPr>
-              <w:t>序号</w:t>
+              <w:t>编号</w:t>
             </w:r>
           </w:p>
         </w:tc>
         <w:tc>
           <w:tcPr>
-            <w:tcW w:type="dxa" w:w="1560"/>
+            <w:tcW w:type="dxa" w:w="1337"/>
             <w:shd w:val="clear" w:fill="D9E2F3"/>
           </w:tcPr>
           <w:p>
@@ -2192,13 +855,13 @@
                 <w:b/>
                 <w:sz w:val="21"/>
               </w:rPr>
-              <w:t>文献(年份/期刊)</w:t>
+              <w:t>文献(年份)</w:t>
             </w:r>
           </w:p>
         </w:tc>
         <w:tc>
           <w:tcPr>
-            <w:tcW w:type="dxa" w:w="1560"/>
+            <w:tcW w:type="dxa" w:w="1337"/>
             <w:shd w:val="clear" w:fill="D9E2F3"/>
           </w:tcPr>
           <w:p>
@@ -2213,13 +876,13 @@
                 <w:b/>
                 <w:sz w:val="21"/>
               </w:rPr>
-              <w:t>功能类型</w:t>
+              <w:t>调控机制</w:t>
             </w:r>
           </w:p>
         </w:tc>
         <w:tc>
           <w:tcPr>
-            <w:tcW w:type="dxa" w:w="1560"/>
+            <w:tcW w:type="dxa" w:w="1337"/>
             <w:shd w:val="clear" w:fill="D9E2F3"/>
           </w:tcPr>
           <w:p>
@@ -2234,13 +897,13 @@
                 <w:b/>
                 <w:sz w:val="21"/>
               </w:rPr>
-              <w:t>核心机理</w:t>
+              <w:t>核心功能</w:t>
             </w:r>
           </w:p>
         </w:tc>
         <w:tc>
           <w:tcPr>
-            <w:tcW w:type="dxa" w:w="1560"/>
+            <w:tcW w:type="dxa" w:w="1337"/>
             <w:shd w:val="clear" w:fill="D9E2F3"/>
           </w:tcPr>
           <w:p>
@@ -2255,773 +918,13 @@
                 <w:b/>
                 <w:sz w:val="21"/>
               </w:rPr>
-              <w:t>关键性能指标</w:t>
+              <w:t>关键指标</w:t>
             </w:r>
           </w:p>
         </w:tc>
         <w:tc>
           <w:tcPr>
-            <w:tcW w:type="dxa" w:w="1560"/>
-            <w:shd w:val="clear" w:fill="D9E2F3"/>
-          </w:tcPr>
-          <w:p>
-            <w:r>
-              <w:rPr>
-                <w:b/>
-              </w:rPr>
-            </w:r>
-            <w:r>
-              <w:rPr>
-                <w:rFonts w:ascii="Times New Roman" w:hAnsi="Times New Roman" w:eastAsia="宋体"/>
-                <w:b/>
-                <w:sz w:val="21"/>
-              </w:rPr>
-              <w:t>主要局限</w:t>
-            </w:r>
-          </w:p>
-        </w:tc>
-      </w:tr>
-      <w:tr>
-        <w:tc>
-          <w:tcPr>
-            <w:tcW w:type="dxa" w:w="1560"/>
-          </w:tcPr>
-          <w:p>
-            <w:r/>
-            <w:r>
-              <w:rPr>
-                <w:rFonts w:ascii="Times New Roman" w:hAnsi="Times New Roman" w:eastAsia="宋体"/>
-                <w:b w:val="0"/>
-                <w:sz w:val="21"/>
-              </w:rPr>
-              <w:t>[1]</w:t>
-            </w:r>
-          </w:p>
-        </w:tc>
-        <w:tc>
-          <w:tcPr>
-            <w:tcW w:type="dxa" w:w="1560"/>
-          </w:tcPr>
-          <w:p>
-            <w:r/>
-            <w:r>
-              <w:rPr>
-                <w:rFonts w:ascii="Times New Roman" w:hAnsi="Times New Roman" w:eastAsia="宋体"/>
-                <w:b w:val="0"/>
-                <w:sz w:val="21"/>
-              </w:rPr>
-              <w:t>Zhu 等, 2021, *Phys. Rev. B*</w:t>
-            </w:r>
-          </w:p>
-        </w:tc>
-        <w:tc>
-          <w:tcPr>
-            <w:tcW w:type="dxa" w:w="1560"/>
-          </w:tcPr>
-          <w:p>
-            <w:r/>
-            <w:r>
-              <w:rPr>
-                <w:rFonts w:ascii="Times New Roman" w:hAnsi="Times New Roman" w:eastAsia="宋体"/>
-                <w:b w:val="0"/>
-                <w:sz w:val="21"/>
-              </w:rPr>
-              <w:t>被动宽带吸声</w:t>
-            </w:r>
-          </w:p>
-        </w:tc>
-        <w:tc>
-          <w:tcPr>
-            <w:tcW w:type="dxa" w:w="1560"/>
-          </w:tcPr>
-          <w:p>
-            <w:r/>
-            <w:r>
-              <w:rPr>
-                <w:rFonts w:ascii="Times New Roman" w:hAnsi="Times New Roman" w:eastAsia="宋体"/>
-                <w:b w:val="0"/>
-                <w:sz w:val="21"/>
-              </w:rPr>
-              <w:t>非局域桥接耦合</w:t>
-            </w:r>
-          </w:p>
-        </w:tc>
-        <w:tc>
-          <w:tcPr>
-            <w:tcW w:type="dxa" w:w="1560"/>
-          </w:tcPr>
-          <w:p>
-            <w:r/>
-            <w:r>
-              <w:rPr>
-                <w:rFonts w:ascii="Times New Roman" w:hAnsi="Times New Roman" w:eastAsia="宋体"/>
-                <w:b w:val="0"/>
-                <w:sz w:val="21"/>
-              </w:rPr>
-              <w:t>α&gt;0.9，600–2600 Hz，厚 6.8 cm (λ/9)</w:t>
-            </w:r>
-          </w:p>
-        </w:tc>
-        <w:tc>
-          <w:tcPr>
-            <w:tcW w:type="dxa" w:w="1560"/>
-          </w:tcPr>
-          <w:p>
-            <w:r/>
-            <w:r>
-              <w:rPr>
-                <w:rFonts w:ascii="Times New Roman" w:hAnsi="Times New Roman" w:eastAsia="宋体"/>
-                <w:b w:val="0"/>
-                <w:sz w:val="21"/>
-              </w:rPr>
-              <w:t>下限 600 Hz；正入射；不可调</w:t>
-            </w:r>
-          </w:p>
-        </w:tc>
-      </w:tr>
-      <w:tr>
-        <w:tc>
-          <w:tcPr>
-            <w:tcW w:type="dxa" w:w="1560"/>
-          </w:tcPr>
-          <w:p>
-            <w:r/>
-            <w:r>
-              <w:rPr>
-                <w:rFonts w:ascii="Times New Roman" w:hAnsi="Times New Roman" w:eastAsia="宋体"/>
-                <w:b w:val="0"/>
-                <w:sz w:val="21"/>
-              </w:rPr>
-              <w:t>[2]</w:t>
-            </w:r>
-          </w:p>
-        </w:tc>
-        <w:tc>
-          <w:tcPr>
-            <w:tcW w:type="dxa" w:w="1560"/>
-          </w:tcPr>
-          <w:p>
-            <w:r/>
-            <w:r>
-              <w:rPr>
-                <w:rFonts w:ascii="Times New Roman" w:hAnsi="Times New Roman" w:eastAsia="宋体"/>
-                <w:b w:val="0"/>
-                <w:sz w:val="21"/>
-              </w:rPr>
-              <w:t>Liu 等, 2021, *J. Phys. D*</w:t>
-            </w:r>
-          </w:p>
-        </w:tc>
-        <w:tc>
-          <w:tcPr>
-            <w:tcW w:type="dxa" w:w="1560"/>
-          </w:tcPr>
-          <w:p>
-            <w:r/>
-            <w:r>
-              <w:rPr>
-                <w:rFonts w:ascii="Times New Roman" w:hAnsi="Times New Roman" w:eastAsia="宋体"/>
-                <w:b w:val="0"/>
-                <w:sz w:val="21"/>
-              </w:rPr>
-              <w:t>动态可调吸声</w:t>
-            </w:r>
-          </w:p>
-        </w:tc>
-        <w:tc>
-          <w:tcPr>
-            <w:tcW w:type="dxa" w:w="1560"/>
-          </w:tcPr>
-          <w:p>
-            <w:r/>
-            <w:r>
-              <w:rPr>
-                <w:rFonts w:ascii="Times New Roman" w:hAnsi="Times New Roman" w:eastAsia="宋体"/>
-                <w:b w:val="0"/>
-                <w:sz w:val="21"/>
-              </w:rPr>
-              <w:t>旋转板调阻抗匹配</w:t>
-            </w:r>
-          </w:p>
-        </w:tc>
-        <w:tc>
-          <w:tcPr>
-            <w:tcW w:type="dxa" w:w="1560"/>
-          </w:tcPr>
-          <w:p>
-            <w:r/>
-            <w:r>
-              <w:rPr>
-                <w:rFonts w:ascii="Times New Roman" w:hAnsi="Times New Roman" w:eastAsia="宋体"/>
-                <w:b w:val="0"/>
-                <w:sz w:val="21"/>
-              </w:rPr>
-              <w:t>完美吸声，300–1500 Hz，厚 54 mm (λ/21)</w:t>
-            </w:r>
-          </w:p>
-        </w:tc>
-        <w:tc>
-          <w:tcPr>
-            <w:tcW w:type="dxa" w:w="1560"/>
-          </w:tcPr>
-          <w:p>
-            <w:r/>
-            <w:r>
-              <w:rPr>
-                <w:rFonts w:ascii="Times New Roman" w:hAnsi="Times New Roman" w:eastAsia="宋体"/>
-                <w:b w:val="0"/>
-                <w:sz w:val="21"/>
-              </w:rPr>
-              <w:t>任一时刻单窄带；机械可动件</w:t>
-            </w:r>
-          </w:p>
-        </w:tc>
-      </w:tr>
-      <w:tr>
-        <w:tc>
-          <w:tcPr>
-            <w:tcW w:type="dxa" w:w="1560"/>
-          </w:tcPr>
-          <w:p>
-            <w:r/>
-            <w:r>
-              <w:rPr>
-                <w:rFonts w:ascii="Times New Roman" w:hAnsi="Times New Roman" w:eastAsia="宋体"/>
-                <w:b w:val="0"/>
-                <w:sz w:val="21"/>
-              </w:rPr>
-              <w:t>[3]</w:t>
-            </w:r>
-          </w:p>
-        </w:tc>
-        <w:tc>
-          <w:tcPr>
-            <w:tcW w:type="dxa" w:w="1560"/>
-          </w:tcPr>
-          <w:p>
-            <w:r/>
-            <w:r>
-              <w:rPr>
-                <w:rFonts w:ascii="Times New Roman" w:hAnsi="Times New Roman" w:eastAsia="宋体"/>
-                <w:b w:val="0"/>
-                <w:sz w:val="21"/>
-              </w:rPr>
-              <w:t>Zhang 等, 2023, *JASA-EL*</w:t>
-            </w:r>
-          </w:p>
-        </w:tc>
-        <w:tc>
-          <w:tcPr>
-            <w:tcW w:type="dxa" w:w="1560"/>
-          </w:tcPr>
-          <w:p>
-            <w:r/>
-            <w:r>
-              <w:rPr>
-                <w:rFonts w:ascii="Times New Roman" w:hAnsi="Times New Roman" w:eastAsia="宋体"/>
-                <w:b w:val="0"/>
-                <w:sz w:val="21"/>
-              </w:rPr>
-              <w:t>通风隔声</w:t>
-            </w:r>
-          </w:p>
-        </w:tc>
-        <w:tc>
-          <w:tcPr>
-            <w:tcW w:type="dxa" w:w="1560"/>
-          </w:tcPr>
-          <w:p>
-            <w:r/>
-            <w:r>
-              <w:rPr>
-                <w:rFonts w:ascii="Times New Roman" w:hAnsi="Times New Roman" w:eastAsia="宋体"/>
-                <w:b w:val="0"/>
-                <w:sz w:val="21"/>
-              </w:rPr>
-              <w:t>薄膜—子腔耦合</w:t>
-            </w:r>
-          </w:p>
-        </w:tc>
-        <w:tc>
-          <w:tcPr>
-            <w:tcW w:type="dxa" w:w="1560"/>
-          </w:tcPr>
-          <w:p>
-            <w:r/>
-            <w:r>
-              <w:rPr>
-                <w:rFonts w:ascii="Times New Roman" w:hAnsi="Times New Roman" w:eastAsia="宋体"/>
-                <w:b w:val="0"/>
-                <w:sz w:val="21"/>
-              </w:rPr>
-              <w:t>≥5 dB(100–1700 Hz)，≥10 dB(部分频段)</w:t>
-            </w:r>
-          </w:p>
-        </w:tc>
-        <w:tc>
-          <w:tcPr>
-            <w:tcW w:type="dxa" w:w="1560"/>
-          </w:tcPr>
-          <w:p>
-            <w:r/>
-            <w:r>
-              <w:rPr>
-                <w:rFonts w:ascii="Times New Roman" w:hAnsi="Times New Roman" w:eastAsia="宋体"/>
-                <w:b w:val="0"/>
-                <w:sz w:val="21"/>
-              </w:rPr>
-              <w:t>隔声量低；薄膜耐久性</w:t>
-            </w:r>
-          </w:p>
-        </w:tc>
-      </w:tr>
-      <w:tr>
-        <w:tc>
-          <w:tcPr>
-            <w:tcW w:type="dxa" w:w="1560"/>
-          </w:tcPr>
-          <w:p>
-            <w:r/>
-            <w:r>
-              <w:rPr>
-                <w:rFonts w:ascii="Times New Roman" w:hAnsi="Times New Roman" w:eastAsia="宋体"/>
-                <w:b w:val="0"/>
-                <w:sz w:val="21"/>
-              </w:rPr>
-              <w:t>[4]</w:t>
-            </w:r>
-          </w:p>
-        </w:tc>
-        <w:tc>
-          <w:tcPr>
-            <w:tcW w:type="dxa" w:w="1560"/>
-          </w:tcPr>
-          <w:p>
-            <w:r/>
-            <w:r>
-              <w:rPr>
-                <w:rFonts w:ascii="Times New Roman" w:hAnsi="Times New Roman" w:eastAsia="宋体"/>
-                <w:b w:val="0"/>
-                <w:sz w:val="21"/>
-              </w:rPr>
-              <w:t>Yin 等, 2022, *J. Appl. Phys.*</w:t>
-            </w:r>
-          </w:p>
-        </w:tc>
-        <w:tc>
-          <w:tcPr>
-            <w:tcW w:type="dxa" w:w="1560"/>
-          </w:tcPr>
-          <w:p>
-            <w:r/>
-            <w:r>
-              <w:rPr>
-                <w:rFonts w:ascii="Times New Roman" w:hAnsi="Times New Roman" w:eastAsia="宋体"/>
-                <w:b w:val="0"/>
-                <w:sz w:val="21"/>
-              </w:rPr>
-              <w:t>通风隔声(任意形状)</w:t>
-            </w:r>
-          </w:p>
-        </w:tc>
-        <w:tc>
-          <w:tcPr>
-            <w:tcW w:type="dxa" w:w="1560"/>
-          </w:tcPr>
-          <w:p>
-            <w:r/>
-            <w:r>
-              <w:rPr>
-                <w:rFonts w:ascii="Times New Roman" w:hAnsi="Times New Roman" w:eastAsia="宋体"/>
-                <w:b w:val="0"/>
-                <w:sz w:val="21"/>
-              </w:rPr>
-              <w:t>局域声彩虹捕获</w:t>
-            </w:r>
-          </w:p>
-        </w:tc>
-        <w:tc>
-          <w:tcPr>
-            <w:tcW w:type="dxa" w:w="1560"/>
-          </w:tcPr>
-          <w:p>
-            <w:r/>
-            <w:r>
-              <w:rPr>
-                <w:rFonts w:ascii="Times New Roman" w:hAnsi="Times New Roman" w:eastAsia="宋体"/>
-                <w:b w:val="0"/>
-                <w:sz w:val="21"/>
-              </w:rPr>
-              <w:t>TL&gt;10 dB 时通风率 55%</w:t>
-            </w:r>
-          </w:p>
-        </w:tc>
-        <w:tc>
-          <w:tcPr>
-            <w:tcW w:type="dxa" w:w="1560"/>
-          </w:tcPr>
-          <w:p>
-            <w:r/>
-            <w:r>
-              <w:rPr>
-                <w:rFonts w:ascii="Times New Roman" w:hAnsi="Times New Roman" w:eastAsia="宋体"/>
-                <w:b w:val="0"/>
-                <w:sz w:val="21"/>
-              </w:rPr>
-              <w:t>隔声量约 10 dB；通风—隔声折中</w:t>
-            </w:r>
-          </w:p>
-        </w:tc>
-      </w:tr>
-      <w:tr>
-        <w:tc>
-          <w:tcPr>
-            <w:tcW w:type="dxa" w:w="1560"/>
-          </w:tcPr>
-          <w:p>
-            <w:r/>
-            <w:r>
-              <w:rPr>
-                <w:rFonts w:ascii="Times New Roman" w:hAnsi="Times New Roman" w:eastAsia="宋体"/>
-                <w:b w:val="0"/>
-                <w:sz w:val="21"/>
-              </w:rPr>
-              <w:t>[5]</w:t>
-            </w:r>
-          </w:p>
-        </w:tc>
-        <w:tc>
-          <w:tcPr>
-            <w:tcW w:type="dxa" w:w="1560"/>
-          </w:tcPr>
-          <w:p>
-            <w:r/>
-            <w:r>
-              <w:rPr>
-                <w:rFonts w:ascii="Times New Roman" w:hAnsi="Times New Roman" w:eastAsia="宋体"/>
-                <w:b w:val="0"/>
-                <w:sz w:val="21"/>
-              </w:rPr>
-              <w:t>Gong 等, 2021, *J. Phys. D*</w:t>
-            </w:r>
-          </w:p>
-        </w:tc>
-        <w:tc>
-          <w:tcPr>
-            <w:tcW w:type="dxa" w:w="1560"/>
-          </w:tcPr>
-          <w:p>
-            <w:r/>
-            <w:r>
-              <w:rPr>
-                <w:rFonts w:ascii="Times New Roman" w:hAnsi="Times New Roman" w:eastAsia="宋体"/>
-                <w:b w:val="0"/>
-                <w:sz w:val="21"/>
-              </w:rPr>
-              <w:t>波前调控</w:t>
-            </w:r>
-          </w:p>
-        </w:tc>
-        <w:tc>
-          <w:tcPr>
-            <w:tcW w:type="dxa" w:w="1560"/>
-          </w:tcPr>
-          <w:p>
-            <w:r/>
-            <w:r>
-              <w:rPr>
-                <w:rFonts w:ascii="Times New Roman" w:hAnsi="Times New Roman" w:eastAsia="宋体"/>
-                <w:b w:val="0"/>
-                <w:sz w:val="21"/>
-              </w:rPr>
-              <w:t>可编程相位梯度</w:t>
-            </w:r>
-          </w:p>
-        </w:tc>
-        <w:tc>
-          <w:tcPr>
-            <w:tcW w:type="dxa" w:w="1560"/>
-          </w:tcPr>
-          <w:p>
-            <w:r/>
-            <w:r>
-              <w:rPr>
-                <w:rFonts w:ascii="Times New Roman" w:hAnsi="Times New Roman" w:eastAsia="宋体"/>
-                <w:b w:val="0"/>
-                <w:sz w:val="21"/>
-              </w:rPr>
-              <w:t>0–2π 连续可调；折射/聚焦/自弯曲</w:t>
-            </w:r>
-          </w:p>
-        </w:tc>
-        <w:tc>
-          <w:tcPr>
-            <w:tcW w:type="dxa" w:w="1560"/>
-          </w:tcPr>
-          <w:p>
-            <w:r/>
-            <w:r>
-              <w:rPr>
-                <w:rFonts w:ascii="Times New Roman" w:hAnsi="Times New Roman" w:eastAsia="宋体"/>
-                <w:b w:val="0"/>
-                <w:sz w:val="21"/>
-              </w:rPr>
-              <w:t>机电驱动慢、体积大；单频</w:t>
-            </w:r>
-          </w:p>
-        </w:tc>
-      </w:tr>
-      <w:tr>
-        <w:tc>
-          <w:tcPr>
-            <w:tcW w:type="dxa" w:w="1560"/>
-          </w:tcPr>
-          <w:p>
-            <w:r/>
-            <w:r>
-              <w:rPr>
-                <w:rFonts w:ascii="Times New Roman" w:hAnsi="Times New Roman" w:eastAsia="宋体"/>
-                <w:b w:val="0"/>
-                <w:sz w:val="21"/>
-              </w:rPr>
-              <w:t>[6]</w:t>
-            </w:r>
-          </w:p>
-        </w:tc>
-        <w:tc>
-          <w:tcPr>
-            <w:tcW w:type="dxa" w:w="1560"/>
-          </w:tcPr>
-          <w:p>
-            <w:r/>
-            <w:r>
-              <w:rPr>
-                <w:rFonts w:ascii="Times New Roman" w:hAnsi="Times New Roman" w:eastAsia="宋体"/>
-                <w:b w:val="0"/>
-                <w:sz w:val="21"/>
-              </w:rPr>
-              <w:t>Liu 等, 2025, *J. Appl. Phys.*</w:t>
-            </w:r>
-          </w:p>
-        </w:tc>
-        <w:tc>
-          <w:tcPr>
-            <w:tcW w:type="dxa" w:w="1560"/>
-          </w:tcPr>
-          <w:p>
-            <w:r/>
-            <w:r>
-              <w:rPr>
-                <w:rFonts w:ascii="Times New Roman" w:hAnsi="Times New Roman" w:eastAsia="宋体"/>
-                <w:b w:val="0"/>
-                <w:sz w:val="21"/>
-              </w:rPr>
-              <w:t>逆向设计(水下吸声)</w:t>
-            </w:r>
-          </w:p>
-        </w:tc>
-        <w:tc>
-          <w:tcPr>
-            <w:tcW w:type="dxa" w:w="1560"/>
-          </w:tcPr>
-          <w:p>
-            <w:r/>
-            <w:r>
-              <w:rPr>
-                <w:rFonts w:ascii="Times New Roman" w:hAnsi="Times New Roman" w:eastAsia="宋体"/>
-                <w:b w:val="0"/>
-                <w:sz w:val="21"/>
-              </w:rPr>
-              <w:t>概率深度神经网络</w:t>
-            </w:r>
-          </w:p>
-        </w:tc>
-        <w:tc>
-          <w:tcPr>
-            <w:tcW w:type="dxa" w:w="1560"/>
-          </w:tcPr>
-          <w:p>
-            <w:r/>
-            <w:r>
-              <w:rPr>
-                <w:rFonts w:ascii="Times New Roman" w:hAnsi="Times New Roman" w:eastAsia="宋体"/>
-                <w:b w:val="0"/>
-                <w:sz w:val="21"/>
-              </w:rPr>
-              <w:t>按需定制吸声谱；容差好</w:t>
-            </w:r>
-          </w:p>
-        </w:tc>
-        <w:tc>
-          <w:tcPr>
-            <w:tcW w:type="dxa" w:w="1560"/>
-          </w:tcPr>
-          <w:p>
-            <w:r/>
-            <w:r>
-              <w:rPr>
-                <w:rFonts w:ascii="Times New Roman" w:hAnsi="Times New Roman" w:eastAsia="宋体"/>
-                <w:b w:val="0"/>
-                <w:sz w:val="21"/>
-              </w:rPr>
-              <w:t>仅仿真；依赖数据；模板受限</w:t>
-            </w:r>
-          </w:p>
-        </w:tc>
-      </w:tr>
-    </w:tbl>
-    <w:p/>
-    <w:p>
-      <w:pPr>
-        <w:spacing w:before="160"/>
-      </w:pPr>
-      <w:r>
-        <w:rPr>
-          <w:rFonts w:ascii="Times New Roman" w:hAnsi="Times New Roman" w:eastAsia="黑体"/>
-          <w:b/>
-          <w:color w:val="2E5596"/>
-          <w:sz w:val="26"/>
-        </w:rPr>
-        <w:t>3.2 关键指标的横向比较</w:t>
-      </w:r>
-    </w:p>
-    <w:p>
-      <w:pPr>
-        <w:spacing w:after="120"/>
-      </w:pPr>
-      <w:r>
-        <w:rPr>
-          <w:rFonts w:ascii="Times New Roman" w:hAnsi="Times New Roman" w:eastAsia="宋体"/>
-          <w:b/>
-          <w:sz w:val="24"/>
-        </w:rPr>
-        <w:t>表 2　吸声/隔声类工作的关键工程指标</w:t>
-      </w:r>
-    </w:p>
-    <w:tbl>
-      <w:tblPr>
-        <w:tblStyle w:val="TableGrid"/>
-        <w:tblW w:type="auto" w:w="0"/>
-        <w:jc w:val="center"/>
-        <w:tblLook w:firstColumn="1" w:firstRow="1" w:lastColumn="0" w:lastRow="0" w:noHBand="0" w:noVBand="1" w:val="04A0"/>
-      </w:tblPr>
-      <w:tblGrid>
-        <w:gridCol w:w="1560"/>
-        <w:gridCol w:w="1560"/>
-        <w:gridCol w:w="1560"/>
-        <w:gridCol w:w="1560"/>
-        <w:gridCol w:w="1560"/>
-        <w:gridCol w:w="1560"/>
-      </w:tblGrid>
-      <w:tr>
-        <w:tc>
-          <w:tcPr>
-            <w:tcW w:type="dxa" w:w="1560"/>
-            <w:shd w:val="clear" w:fill="D9E2F3"/>
-          </w:tcPr>
-          <w:p>
-            <w:r>
-              <w:rPr>
-                <w:b/>
-              </w:rPr>
-            </w:r>
-            <w:r>
-              <w:rPr>
-                <w:rFonts w:ascii="Times New Roman" w:hAnsi="Times New Roman" w:eastAsia="宋体"/>
-                <w:b/>
-                <w:sz w:val="21"/>
-              </w:rPr>
-              <w:t>文献</w:t>
-            </w:r>
-          </w:p>
-        </w:tc>
-        <w:tc>
-          <w:tcPr>
-            <w:tcW w:type="dxa" w:w="1560"/>
-            <w:shd w:val="clear" w:fill="D9E2F3"/>
-          </w:tcPr>
-          <w:p>
-            <w:r>
-              <w:rPr>
-                <w:b/>
-              </w:rPr>
-            </w:r>
-            <w:r>
-              <w:rPr>
-                <w:rFonts w:ascii="Times New Roman" w:hAnsi="Times New Roman" w:eastAsia="宋体"/>
-                <w:b/>
-                <w:sz w:val="21"/>
-              </w:rPr>
-              <w:t>厚度/波长比</w:t>
-            </w:r>
-          </w:p>
-        </w:tc>
-        <w:tc>
-          <w:tcPr>
-            <w:tcW w:type="dxa" w:w="1560"/>
-            <w:shd w:val="clear" w:fill="D9E2F3"/>
-          </w:tcPr>
-          <w:p>
-            <w:r>
-              <w:rPr>
-                <w:b/>
-              </w:rPr>
-            </w:r>
-            <w:r>
-              <w:rPr>
-                <w:rFonts w:ascii="Times New Roman" w:hAnsi="Times New Roman" w:eastAsia="宋体"/>
-                <w:b/>
-                <w:sz w:val="21"/>
-              </w:rPr>
-              <w:t>工作频段</w:t>
-            </w:r>
-          </w:p>
-        </w:tc>
-        <w:tc>
-          <w:tcPr>
-            <w:tcW w:type="dxa" w:w="1560"/>
-            <w:shd w:val="clear" w:fill="D9E2F3"/>
-          </w:tcPr>
-          <w:p>
-            <w:r>
-              <w:rPr>
-                <w:b/>
-              </w:rPr>
-            </w:r>
-            <w:r>
-              <w:rPr>
-                <w:rFonts w:ascii="Times New Roman" w:hAnsi="Times New Roman" w:eastAsia="宋体"/>
-                <w:b/>
-                <w:sz w:val="21"/>
-              </w:rPr>
-              <w:t>带宽特性</w:t>
-            </w:r>
-          </w:p>
-        </w:tc>
-        <w:tc>
-          <w:tcPr>
-            <w:tcW w:type="dxa" w:w="1560"/>
-            <w:shd w:val="clear" w:fill="D9E2F3"/>
-          </w:tcPr>
-          <w:p>
-            <w:r>
-              <w:rPr>
-                <w:b/>
-              </w:rPr>
-            </w:r>
-            <w:r>
-              <w:rPr>
-                <w:rFonts w:ascii="Times New Roman" w:hAnsi="Times New Roman" w:eastAsia="宋体"/>
-                <w:b/>
-                <w:sz w:val="21"/>
-              </w:rPr>
-              <w:t>是否可调</w:t>
-            </w:r>
-          </w:p>
-        </w:tc>
-        <w:tc>
-          <w:tcPr>
-            <w:tcW w:type="dxa" w:w="1560"/>
+            <w:tcW w:type="dxa" w:w="1337"/>
             <w:shd w:val="clear" w:fill="D9E2F3"/>
           </w:tcPr>
           <w:p>
@@ -3040,11 +943,32 @@
             </w:r>
           </w:p>
         </w:tc>
+        <w:tc>
+          <w:tcPr>
+            <w:tcW w:type="dxa" w:w="1337"/>
+            <w:shd w:val="clear" w:fill="D9E2F3"/>
+          </w:tcPr>
+          <w:p>
+            <w:r>
+              <w:rPr>
+                <w:b/>
+              </w:rPr>
+            </w:r>
+            <w:r>
+              <w:rPr>
+                <w:rFonts w:ascii="Times New Roman" w:hAnsi="Times New Roman" w:eastAsia="宋体"/>
+                <w:b/>
+                <w:sz w:val="21"/>
+              </w:rPr>
+              <w:t>验证手段</w:t>
+            </w:r>
+          </w:p>
+        </w:tc>
       </w:tr>
       <w:tr>
         <w:tc>
           <w:tcPr>
-            <w:tcW w:type="dxa" w:w="1560"/>
+            <w:tcW w:type="dxa" w:w="1337"/>
           </w:tcPr>
           <w:p>
             <w:r/>
@@ -3054,13 +978,13 @@
                 <w:b w:val="0"/>
                 <w:sz w:val="21"/>
               </w:rPr>
-              <w:t>[1]</w:t>
+              <w:t>1</w:t>
             </w:r>
           </w:p>
         </w:tc>
         <w:tc>
           <w:tcPr>
-            <w:tcW w:type="dxa" w:w="1560"/>
+            <w:tcW w:type="dxa" w:w="1337"/>
           </w:tcPr>
           <w:p>
             <w:r/>
@@ -3070,13 +994,13 @@
                 <w:b w:val="0"/>
                 <w:sz w:val="21"/>
               </w:rPr>
-              <w:t>λ/9</w:t>
+              <w:t>双层迷宫超构表面 (2021)</w:t>
             </w:r>
           </w:p>
         </w:tc>
         <w:tc>
           <w:tcPr>
-            <w:tcW w:type="dxa" w:w="1560"/>
+            <w:tcW w:type="dxa" w:w="1337"/>
           </w:tcPr>
           <w:p>
             <w:r/>
@@ -3086,13 +1010,13 @@
                 <w:b w:val="0"/>
                 <w:sz w:val="21"/>
               </w:rPr>
-              <w:t>600–2600 Hz</w:t>
+              <w:t>卷曲空间+非对称损耗+临界耦合</w:t>
             </w:r>
           </w:p>
         </w:tc>
         <w:tc>
           <w:tcPr>
-            <w:tcW w:type="dxa" w:w="1560"/>
+            <w:tcW w:type="dxa" w:w="1337"/>
           </w:tcPr>
           <w:p>
             <w:r/>
@@ -3102,13 +1026,371 @@
                 <w:b w:val="0"/>
                 <w:sz w:val="21"/>
               </w:rPr>
-              <w:t>超宽带</w:t>
+              <w:t>低频吸声</w:t>
             </w:r>
           </w:p>
         </w:tc>
         <w:tc>
           <w:tcPr>
-            <w:tcW w:type="dxa" w:w="1560"/>
+            <w:tcW w:type="dxa" w:w="1337"/>
+          </w:tcPr>
+          <w:p>
+            <w:r/>
+            <w:r>
+              <w:rPr>
+                <w:rFonts w:ascii="Times New Roman" w:hAnsi="Times New Roman" w:eastAsia="宋体"/>
+                <w:b w:val="0"/>
+                <w:sz w:val="21"/>
+              </w:rPr>
+              <w:t>峰值吸收 98.6%，相对带宽 12%~80%</w:t>
+            </w:r>
+          </w:p>
+        </w:tc>
+        <w:tc>
+          <w:tcPr>
+            <w:tcW w:type="dxa" w:w="1337"/>
+          </w:tcPr>
+          <w:p>
+            <w:r/>
+            <w:r>
+              <w:rPr>
+                <w:rFonts w:ascii="Times New Roman" w:hAnsi="Times New Roman" w:eastAsia="宋体"/>
+                <w:b w:val="0"/>
+                <w:sz w:val="21"/>
+              </w:rPr>
+              <w:t>是</w:t>
+            </w:r>
+          </w:p>
+        </w:tc>
+        <w:tc>
+          <w:tcPr>
+            <w:tcW w:type="dxa" w:w="1337"/>
+          </w:tcPr>
+          <w:p>
+            <w:r/>
+            <w:r>
+              <w:rPr>
+                <w:rFonts w:ascii="Times New Roman" w:hAnsi="Times New Roman" w:eastAsia="宋体"/>
+                <w:b w:val="0"/>
+                <w:sz w:val="21"/>
+              </w:rPr>
+              <w:t>FEM+阻抗管实验</w:t>
+            </w:r>
+          </w:p>
+        </w:tc>
+      </w:tr>
+      <w:tr>
+        <w:tc>
+          <w:tcPr>
+            <w:tcW w:type="dxa" w:w="1337"/>
+          </w:tcPr>
+          <w:p>
+            <w:r/>
+            <w:r>
+              <w:rPr>
+                <w:rFonts w:ascii="Times New Roman" w:hAnsi="Times New Roman" w:eastAsia="宋体"/>
+                <w:b w:val="0"/>
+                <w:sz w:val="21"/>
+              </w:rPr>
+              <w:t>2</w:t>
+            </w:r>
+          </w:p>
+        </w:tc>
+        <w:tc>
+          <w:tcPr>
+            <w:tcW w:type="dxa" w:w="1337"/>
+          </w:tcPr>
+          <w:p>
+            <w:r/>
+            <w:r>
+              <w:rPr>
+                <w:rFonts w:ascii="Times New Roman" w:hAnsi="Times New Roman" w:eastAsia="宋体"/>
+                <w:b w:val="0"/>
+                <w:sz w:val="21"/>
+              </w:rPr>
+              <w:t>通风超构窗 (2021)</w:t>
+            </w:r>
+          </w:p>
+        </w:tc>
+        <w:tc>
+          <w:tcPr>
+            <w:tcW w:type="dxa" w:w="1337"/>
+          </w:tcPr>
+          <w:p>
+            <w:r/>
+            <w:r>
+              <w:rPr>
+                <w:rFonts w:ascii="Times New Roman" w:hAnsi="Times New Roman" w:eastAsia="宋体"/>
+                <w:b w:val="0"/>
+                <w:sz w:val="21"/>
+              </w:rPr>
+              <w:t>12 个相同通道形成声学带隙</w:t>
+            </w:r>
+          </w:p>
+        </w:tc>
+        <w:tc>
+          <w:tcPr>
+            <w:tcW w:type="dxa" w:w="1337"/>
+          </w:tcPr>
+          <w:p>
+            <w:r/>
+            <w:r>
+              <w:rPr>
+                <w:rFonts w:ascii="Times New Roman" w:hAnsi="Times New Roman" w:eastAsia="宋体"/>
+                <w:b w:val="0"/>
+                <w:sz w:val="21"/>
+              </w:rPr>
+              <w:t>低频隔声</w:t>
+            </w:r>
+          </w:p>
+        </w:tc>
+        <w:tc>
+          <w:tcPr>
+            <w:tcW w:type="dxa" w:w="1337"/>
+          </w:tcPr>
+          <w:p>
+            <w:r/>
+            <w:r>
+              <w:rPr>
+                <w:rFonts w:ascii="Times New Roman" w:hAnsi="Times New Roman" w:eastAsia="宋体"/>
+                <w:b w:val="0"/>
+                <w:sz w:val="21"/>
+              </w:rPr>
+              <w:t>605~1050 Hz 阻挡&gt;90%，通风 220 cm²，厚 4 cm</w:t>
+            </w:r>
+          </w:p>
+        </w:tc>
+        <w:tc>
+          <w:tcPr>
+            <w:tcW w:type="dxa" w:w="1337"/>
+          </w:tcPr>
+          <w:p>
+            <w:r/>
+            <w:r>
+              <w:rPr>
+                <w:rFonts w:ascii="Times New Roman" w:hAnsi="Times New Roman" w:eastAsia="宋体"/>
+                <w:b w:val="0"/>
+                <w:sz w:val="21"/>
+              </w:rPr>
+              <w:t>是</w:t>
+            </w:r>
+          </w:p>
+        </w:tc>
+        <w:tc>
+          <w:tcPr>
+            <w:tcW w:type="dxa" w:w="1337"/>
+          </w:tcPr>
+          <w:p>
+            <w:r/>
+            <w:r>
+              <w:rPr>
+                <w:rFonts w:ascii="Times New Roman" w:hAnsi="Times New Roman" w:eastAsia="宋体"/>
+                <w:b w:val="0"/>
+                <w:sz w:val="21"/>
+              </w:rPr>
+              <w:t>解析+FEM+实验</w:t>
+            </w:r>
+          </w:p>
+        </w:tc>
+      </w:tr>
+      <w:tr>
+        <w:tc>
+          <w:tcPr>
+            <w:tcW w:type="dxa" w:w="1337"/>
+          </w:tcPr>
+          <w:p>
+            <w:r/>
+            <w:r>
+              <w:rPr>
+                <w:rFonts w:ascii="Times New Roman" w:hAnsi="Times New Roman" w:eastAsia="宋体"/>
+                <w:b w:val="0"/>
+                <w:sz w:val="21"/>
+              </w:rPr>
+              <w:t>3</w:t>
+            </w:r>
+          </w:p>
+        </w:tc>
+        <w:tc>
+          <w:tcPr>
+            <w:tcW w:type="dxa" w:w="1337"/>
+          </w:tcPr>
+          <w:p>
+            <w:r/>
+            <w:r>
+              <w:rPr>
+                <w:rFonts w:ascii="Times New Roman" w:hAnsi="Times New Roman" w:eastAsia="宋体"/>
+                <w:b w:val="0"/>
+                <w:sz w:val="21"/>
+              </w:rPr>
+              <w:t>Fano 通风超构屏障 (2022)</w:t>
+            </w:r>
+          </w:p>
+        </w:tc>
+        <w:tc>
+          <w:tcPr>
+            <w:tcW w:type="dxa" w:w="1337"/>
+          </w:tcPr>
+          <w:p>
+            <w:r/>
+            <w:r>
+              <w:rPr>
+                <w:rFonts w:ascii="Times New Roman" w:hAnsi="Times New Roman" w:eastAsia="宋体"/>
+                <w:b w:val="0"/>
+                <w:sz w:val="21"/>
+              </w:rPr>
+              <w:t>模式叠加+连续 Fano 共振</w:t>
+            </w:r>
+          </w:p>
+        </w:tc>
+        <w:tc>
+          <w:tcPr>
+            <w:tcW w:type="dxa" w:w="1337"/>
+          </w:tcPr>
+          <w:p>
+            <w:r/>
+            <w:r>
+              <w:rPr>
+                <w:rFonts w:ascii="Times New Roman" w:hAnsi="Times New Roman" w:eastAsia="宋体"/>
+                <w:b w:val="0"/>
+                <w:sz w:val="21"/>
+              </w:rPr>
+              <w:t>宽带隔声</w:t>
+            </w:r>
+          </w:p>
+        </w:tc>
+        <w:tc>
+          <w:tcPr>
+            <w:tcW w:type="dxa" w:w="1337"/>
+          </w:tcPr>
+          <w:p>
+            <w:r/>
+            <w:r>
+              <w:rPr>
+                <w:rFonts w:ascii="Times New Roman" w:hAnsi="Times New Roman" w:eastAsia="宋体"/>
+                <w:b w:val="0"/>
+                <w:sz w:val="21"/>
+              </w:rPr>
+              <w:t>1145~1815 Hz(约 0.66 倍频程)阻挡~90%</w:t>
+            </w:r>
+          </w:p>
+        </w:tc>
+        <w:tc>
+          <w:tcPr>
+            <w:tcW w:type="dxa" w:w="1337"/>
+          </w:tcPr>
+          <w:p>
+            <w:r/>
+            <w:r>
+              <w:rPr>
+                <w:rFonts w:ascii="Times New Roman" w:hAnsi="Times New Roman" w:eastAsia="宋体"/>
+                <w:b w:val="0"/>
+                <w:sz w:val="21"/>
+              </w:rPr>
+              <w:t>是</w:t>
+            </w:r>
+          </w:p>
+        </w:tc>
+        <w:tc>
+          <w:tcPr>
+            <w:tcW w:type="dxa" w:w="1337"/>
+          </w:tcPr>
+          <w:p>
+            <w:r/>
+            <w:r>
+              <w:rPr>
+                <w:rFonts w:ascii="Times New Roman" w:hAnsi="Times New Roman" w:eastAsia="宋体"/>
+                <w:b w:val="0"/>
+                <w:sz w:val="21"/>
+              </w:rPr>
+              <w:t>FEM+实验</w:t>
+            </w:r>
+          </w:p>
+        </w:tc>
+      </w:tr>
+      <w:tr>
+        <w:tc>
+          <w:tcPr>
+            <w:tcW w:type="dxa" w:w="1337"/>
+          </w:tcPr>
+          <w:p>
+            <w:r/>
+            <w:r>
+              <w:rPr>
+                <w:rFonts w:ascii="Times New Roman" w:hAnsi="Times New Roman" w:eastAsia="宋体"/>
+                <w:b w:val="0"/>
+                <w:sz w:val="21"/>
+              </w:rPr>
+              <w:t>4</w:t>
+            </w:r>
+          </w:p>
+        </w:tc>
+        <w:tc>
+          <w:tcPr>
+            <w:tcW w:type="dxa" w:w="1337"/>
+          </w:tcPr>
+          <w:p>
+            <w:r/>
+            <w:r>
+              <w:rPr>
+                <w:rFonts w:ascii="Times New Roman" w:hAnsi="Times New Roman" w:eastAsia="宋体"/>
+                <w:b w:val="0"/>
+                <w:sz w:val="21"/>
+              </w:rPr>
+              <w:t>水下卷曲通道超构材料 (2023)</w:t>
+            </w:r>
+          </w:p>
+        </w:tc>
+        <w:tc>
+          <w:tcPr>
+            <w:tcW w:type="dxa" w:w="1337"/>
+          </w:tcPr>
+          <w:p>
+            <w:r/>
+            <w:r>
+              <w:rPr>
+                <w:rFonts w:ascii="Times New Roman" w:hAnsi="Times New Roman" w:eastAsia="宋体"/>
+                <w:b w:val="0"/>
+                <w:sz w:val="21"/>
+              </w:rPr>
+              <w:t>卷曲水通道+橡胶涂层</w:t>
+            </w:r>
+          </w:p>
+        </w:tc>
+        <w:tc>
+          <w:tcPr>
+            <w:tcW w:type="dxa" w:w="1337"/>
+          </w:tcPr>
+          <w:p>
+            <w:r/>
+            <w:r>
+              <w:rPr>
+                <w:rFonts w:ascii="Times New Roman" w:hAnsi="Times New Roman" w:eastAsia="宋体"/>
+                <w:b w:val="0"/>
+                <w:sz w:val="21"/>
+              </w:rPr>
+              <w:t>水下宽带吸声</w:t>
+            </w:r>
+          </w:p>
+        </w:tc>
+        <w:tc>
+          <w:tcPr>
+            <w:tcW w:type="dxa" w:w="1337"/>
+          </w:tcPr>
+          <w:p>
+            <w:r/>
+            <w:r>
+              <w:rPr>
+                <w:rFonts w:ascii="Times New Roman" w:hAnsi="Times New Roman" w:eastAsia="宋体"/>
+                <w:b w:val="0"/>
+                <w:sz w:val="21"/>
+              </w:rPr>
+              <w:t>181 Hz 处 α&gt;0.99，365~900 Hz，厚 33 mm(λ/162)</w:t>
+            </w:r>
+          </w:p>
+        </w:tc>
+        <w:tc>
+          <w:tcPr>
+            <w:tcW w:type="dxa" w:w="1337"/>
           </w:tcPr>
           <w:p>
             <w:r/>
@@ -3124,7 +1406,7 @@
         </w:tc>
         <w:tc>
           <w:tcPr>
-            <w:tcW w:type="dxa" w:w="1560"/>
+            <w:tcW w:type="dxa" w:w="1337"/>
           </w:tcPr>
           <w:p>
             <w:r/>
@@ -3134,7 +1416,7 @@
                 <w:b w:val="0"/>
                 <w:sz w:val="21"/>
               </w:rPr>
-              <w:t>否</w:t>
+              <w:t>阻抗模型+FEM</w:t>
             </w:r>
           </w:p>
         </w:tc>
@@ -3142,7 +1424,7 @@
       <w:tr>
         <w:tc>
           <w:tcPr>
-            <w:tcW w:type="dxa" w:w="1560"/>
+            <w:tcW w:type="dxa" w:w="1337"/>
           </w:tcPr>
           <w:p>
             <w:r/>
@@ -3152,13 +1434,13 @@
                 <w:b w:val="0"/>
                 <w:sz w:val="21"/>
               </w:rPr>
-              <w:t>[2]</w:t>
+              <w:t>5</w:t>
             </w:r>
           </w:p>
         </w:tc>
         <w:tc>
           <w:tcPr>
-            <w:tcW w:type="dxa" w:w="1560"/>
+            <w:tcW w:type="dxa" w:w="1337"/>
           </w:tcPr>
           <w:p>
             <w:r/>
@@ -3168,13 +1450,13 @@
                 <w:b w:val="0"/>
                 <w:sz w:val="21"/>
               </w:rPr>
-              <w:t>λ/21</w:t>
+              <w:t>可编程超构表面综述 (2023)</w:t>
             </w:r>
           </w:p>
         </w:tc>
         <w:tc>
           <w:tcPr>
-            <w:tcW w:type="dxa" w:w="1560"/>
+            <w:tcW w:type="dxa" w:w="1337"/>
           </w:tcPr>
           <w:p>
             <w:r/>
@@ -3184,13 +1466,13 @@
                 <w:b w:val="0"/>
                 <w:sz w:val="21"/>
               </w:rPr>
-              <w:t>300–1500 Hz</w:t>
+              <w:t>几何/材料/有源数字</w:t>
             </w:r>
           </w:p>
         </w:tc>
         <w:tc>
           <w:tcPr>
-            <w:tcW w:type="dxa" w:w="1560"/>
+            <w:tcW w:type="dxa" w:w="1337"/>
           </w:tcPr>
           <w:p>
             <w:r/>
@@ -3200,13 +1482,13 @@
                 <w:b w:val="0"/>
                 <w:sz w:val="21"/>
               </w:rPr>
-              <w:t>窄带可调</w:t>
+              <w:t>多功能动态调控</w:t>
             </w:r>
           </w:p>
         </w:tc>
         <w:tc>
           <w:tcPr>
-            <w:tcW w:type="dxa" w:w="1560"/>
+            <w:tcW w:type="dxa" w:w="1337"/>
           </w:tcPr>
           <w:p>
             <w:r/>
@@ -3216,13 +1498,13 @@
                 <w:b w:val="0"/>
                 <w:sz w:val="21"/>
               </w:rPr>
-              <w:t>是(机械)</w:t>
+              <w:t>综述(分类对比)</w:t>
             </w:r>
           </w:p>
         </w:tc>
         <w:tc>
           <w:tcPr>
-            <w:tcW w:type="dxa" w:w="1560"/>
+            <w:tcW w:type="dxa" w:w="1337"/>
           </w:tcPr>
           <w:p>
             <w:r/>
@@ -3232,15 +1514,13 @@
                 <w:b w:val="0"/>
                 <w:sz w:val="21"/>
               </w:rPr>
-              <w:t>否</w:t>
+              <w:t>视方案</w:t>
             </w:r>
           </w:p>
         </w:tc>
-      </w:tr>
-      <w:tr>
         <w:tc>
           <w:tcPr>
-            <w:tcW w:type="dxa" w:w="1560"/>
+            <w:tcW w:type="dxa" w:w="1337"/>
           </w:tcPr>
           <w:p>
             <w:r/>
@@ -3250,13 +1530,15 @@
                 <w:b w:val="0"/>
                 <w:sz w:val="21"/>
               </w:rPr>
-              <w:t>[3]</w:t>
+              <w:t>文献归纳</w:t>
             </w:r>
           </w:p>
         </w:tc>
+      </w:tr>
+      <w:tr>
         <w:tc>
           <w:tcPr>
-            <w:tcW w:type="dxa" w:w="1560"/>
+            <w:tcW w:type="dxa" w:w="1337"/>
           </w:tcPr>
           <w:p>
             <w:r/>
@@ -3266,13 +1548,13 @@
                 <w:b w:val="0"/>
                 <w:sz w:val="21"/>
               </w:rPr>
-              <w:t>亚波长薄层</w:t>
+              <w:t>6</w:t>
             </w:r>
           </w:p>
         </w:tc>
         <w:tc>
           <w:tcPr>
-            <w:tcW w:type="dxa" w:w="1560"/>
+            <w:tcW w:type="dxa" w:w="1337"/>
           </w:tcPr>
           <w:p>
             <w:r/>
@@ -3282,13 +1564,13 @@
                 <w:b w:val="0"/>
                 <w:sz w:val="21"/>
               </w:rPr>
-              <w:t>100–1700 Hz</w:t>
+              <w:t>相位梯度超开放材料 (2024)</w:t>
             </w:r>
           </w:p>
         </w:tc>
         <w:tc>
           <w:tcPr>
-            <w:tcW w:type="dxa" w:w="1560"/>
+            <w:tcW w:type="dxa" w:w="1337"/>
           </w:tcPr>
           <w:p>
             <w:r/>
@@ -3298,13 +1580,13 @@
                 <w:b w:val="0"/>
                 <w:sz w:val="21"/>
               </w:rPr>
-              <w:t>宽带</w:t>
+              <w:t>相位梯度→赝表面波</w:t>
             </w:r>
           </w:p>
         </w:tc>
         <w:tc>
           <w:tcPr>
-            <w:tcW w:type="dxa" w:w="1560"/>
+            <w:tcW w:type="dxa" w:w="1337"/>
           </w:tcPr>
           <w:p>
             <w:r/>
@@ -3314,13 +1596,13 @@
                 <w:b w:val="0"/>
                 <w:sz w:val="21"/>
               </w:rPr>
-              <w:t>否</w:t>
+              <w:t>超开放宽带消声</w:t>
             </w:r>
           </w:p>
         </w:tc>
         <w:tc>
           <w:tcPr>
-            <w:tcW w:type="dxa" w:w="1560"/>
+            <w:tcW w:type="dxa" w:w="1337"/>
           </w:tcPr>
           <w:p>
             <w:r/>
@@ -3330,15 +1612,13 @@
                 <w:b w:val="0"/>
                 <w:sz w:val="21"/>
               </w:rPr>
-              <w:t>是</w:t>
+              <w:t>高通风+宽带阻声</w:t>
             </w:r>
           </w:p>
         </w:tc>
-      </w:tr>
-      <w:tr>
         <w:tc>
           <w:tcPr>
-            <w:tcW w:type="dxa" w:w="1560"/>
+            <w:tcW w:type="dxa" w:w="1337"/>
           </w:tcPr>
           <w:p>
             <w:r/>
@@ -3348,13 +1628,13 @@
                 <w:b w:val="0"/>
                 <w:sz w:val="21"/>
               </w:rPr>
-              <w:t>[4]</w:t>
+              <w:t>是(超开放)</w:t>
             </w:r>
           </w:p>
         </w:tc>
         <w:tc>
           <w:tcPr>
-            <w:tcW w:type="dxa" w:w="1560"/>
+            <w:tcW w:type="dxa" w:w="1337"/>
           </w:tcPr>
           <w:p>
             <w:r/>
@@ -3364,13 +1644,193 @@
                 <w:b w:val="0"/>
                 <w:sz w:val="21"/>
               </w:rPr>
-              <w:t>深亚波长</w:t>
+              <w:t>理论+仿真+实验</w:t>
+            </w:r>
+          </w:p>
+        </w:tc>
+      </w:tr>
+    </w:tbl>
+    <w:p/>
+    <w:p>
+      <w:pPr>
+        <w:spacing w:after="120"/>
+      </w:pPr>
+      <w:r>
+        <w:rPr>
+          <w:rFonts w:ascii="Times New Roman" w:hAnsi="Times New Roman" w:eastAsia="宋体"/>
+          <w:b/>
+          <w:sz w:val="24"/>
+        </w:rPr>
+        <w:t>图 1　技术演进脉络（示意）</w:t>
+      </w:r>
+    </w:p>
+    <w:p>
+      <w:pPr>
+        <w:spacing w:after="0" w:before="0"/>
+      </w:pPr>
+      <w:r>
+        <w:rPr>
+          <w:rFonts w:ascii="Consolas" w:hAnsi="Consolas" w:eastAsia="NSimSun"/>
+          <w:sz w:val="18"/>
+        </w:rPr>
+        <w:t xml:space="preserve"> 无源单功能 ───────────────────────────────────────────────►  有源多功能</w:t>
+      </w:r>
+    </w:p>
+    <w:p>
+      <w:pPr>
+        <w:spacing w:after="0" w:before="0"/>
+      </w:pPr>
+      <w:r>
+        <w:rPr>
+          <w:rFonts w:ascii="Consolas" w:hAnsi="Consolas" w:eastAsia="NSimSun"/>
+          <w:sz w:val="18"/>
+        </w:rPr>
+        <w:t xml:space="preserve"> </w:t>
+      </w:r>
+    </w:p>
+    <w:p>
+      <w:pPr>
+        <w:spacing w:after="0" w:before="0"/>
+      </w:pPr>
+      <w:r>
+        <w:rPr>
+          <w:rFonts w:ascii="Consolas" w:hAnsi="Consolas" w:eastAsia="NSimSun"/>
+          <w:sz w:val="18"/>
+        </w:rPr>
+        <w:t xml:space="preserve"> [窄带吸声] → [通风+吸声] → [通风+宽带隔声] → [超开放消声] → [可编程/自适应声场]</w:t>
+      </w:r>
+    </w:p>
+    <w:p>
+      <w:pPr>
+        <w:spacing w:after="0" w:before="0"/>
+      </w:pPr>
+      <w:r>
+        <w:rPr>
+          <w:rFonts w:ascii="Consolas" w:hAnsi="Consolas" w:eastAsia="NSimSun"/>
+          <w:sz w:val="18"/>
+        </w:rPr>
+        <w:t xml:space="preserve">   文献1         文献1          文献2、3          文献6          文献5(综述)</w:t>
+      </w:r>
+    </w:p>
+    <w:p>
+      <w:pPr>
+        <w:spacing w:after="0" w:before="0"/>
+      </w:pPr>
+      <w:r>
+        <w:rPr>
+          <w:rFonts w:ascii="Consolas" w:hAnsi="Consolas" w:eastAsia="NSimSun"/>
+          <w:sz w:val="18"/>
+        </w:rPr>
+        <w:t xml:space="preserve">    │             │                │               │               │</w:t>
+      </w:r>
+    </w:p>
+    <w:p>
+      <w:pPr>
+        <w:spacing w:after="0" w:before="0"/>
+      </w:pPr>
+      <w:r>
+        <w:rPr>
+          <w:rFonts w:ascii="Consolas" w:hAnsi="Consolas" w:eastAsia="NSimSun"/>
+          <w:sz w:val="18"/>
+        </w:rPr>
+        <w:t xml:space="preserve">  临界耦合     非对称损耗      Fano+模式叠加      赝表面波      传感-计算-再发射</w:t>
+      </w:r>
+    </w:p>
+    <w:p/>
+    <w:p>
+      <w:pPr>
+        <w:spacing w:after="120"/>
+      </w:pPr>
+      <w:r>
+        <w:rPr>
+          <w:rFonts w:ascii="Times New Roman" w:hAnsi="Times New Roman" w:eastAsia="宋体"/>
+          <w:b/>
+          <w:sz w:val="24"/>
+        </w:rPr>
+        <w:t>图 2　"吸声 vs 隔声"机理对比（概念示意）</w:t>
+      </w:r>
+    </w:p>
+    <w:tbl>
+      <w:tblPr>
+        <w:tblStyle w:val="TableGrid"/>
+        <w:tblW w:type="auto" w:w="0"/>
+        <w:jc w:val="center"/>
+        <w:tblLook w:firstColumn="1" w:firstRow="1" w:lastColumn="0" w:lastRow="0" w:noHBand="0" w:noVBand="1" w:val="04A0"/>
+      </w:tblPr>
+      <w:tblGrid>
+        <w:gridCol w:w="3120"/>
+        <w:gridCol w:w="3120"/>
+        <w:gridCol w:w="3120"/>
+      </w:tblGrid>
+      <w:tr>
+        <w:tc>
+          <w:tcPr>
+            <w:tcW w:type="dxa" w:w="3120"/>
+            <w:shd w:val="clear" w:fill="D9E2F3"/>
+          </w:tcPr>
+          <w:p>
+            <w:r>
+              <w:rPr>
+                <w:b/>
+              </w:rPr>
+            </w:r>
+            <w:r>
+              <w:rPr>
+                <w:rFonts w:ascii="Times New Roman" w:hAnsi="Times New Roman" w:eastAsia="宋体"/>
+                <w:b/>
+                <w:sz w:val="21"/>
+              </w:rPr>
+              <w:t>维度</w:t>
             </w:r>
           </w:p>
         </w:tc>
         <w:tc>
           <w:tcPr>
-            <w:tcW w:type="dxa" w:w="1560"/>
+            <w:tcW w:type="dxa" w:w="3120"/>
+            <w:shd w:val="clear" w:fill="D9E2F3"/>
+          </w:tcPr>
+          <w:p>
+            <w:r>
+              <w:rPr>
+                <w:b/>
+              </w:rPr>
+            </w:r>
+            <w:r>
+              <w:rPr>
+                <w:rFonts w:ascii="Times New Roman" w:hAnsi="Times New Roman" w:eastAsia="宋体"/>
+                <w:b/>
+                <w:sz w:val="21"/>
+              </w:rPr>
+              <w:t>吸声型 (Absorption)</w:t>
+            </w:r>
+          </w:p>
+        </w:tc>
+        <w:tc>
+          <w:tcPr>
+            <w:tcW w:type="dxa" w:w="3120"/>
+            <w:shd w:val="clear" w:fill="D9E2F3"/>
+          </w:tcPr>
+          <w:p>
+            <w:r>
+              <w:rPr>
+                <w:b/>
+              </w:rPr>
+            </w:r>
+            <w:r>
+              <w:rPr>
+                <w:rFonts w:ascii="Times New Roman" w:hAnsi="Times New Roman" w:eastAsia="宋体"/>
+                <w:b/>
+                <w:sz w:val="21"/>
+              </w:rPr>
+              <w:t>隔声型 (Insulation / Reflection)</w:t>
+            </w:r>
+          </w:p>
+        </w:tc>
+      </w:tr>
+      <w:tr>
+        <w:tc>
+          <w:tcPr>
+            <w:tcW w:type="dxa" w:w="3120"/>
           </w:tcPr>
           <w:p>
             <w:r/>
@@ -3380,13 +1840,13 @@
                 <w:b w:val="0"/>
                 <w:sz w:val="21"/>
               </w:rPr>
-              <w:t>宽带</w:t>
+              <w:t>声能去向</w:t>
             </w:r>
           </w:p>
         </w:tc>
         <w:tc>
           <w:tcPr>
-            <w:tcW w:type="dxa" w:w="1560"/>
+            <w:tcW w:type="dxa" w:w="3120"/>
           </w:tcPr>
           <w:p>
             <w:r/>
@@ -3396,13 +1856,29 @@
                 <w:b w:val="0"/>
                 <w:sz w:val="21"/>
               </w:rPr>
-              <w:t>宽带</w:t>
+              <w:t>入射声波在结构内</w:t>
+            </w:r>
+            <w:r>
+              <w:rPr>
+                <w:rFonts w:ascii="Times New Roman" w:hAnsi="Times New Roman" w:eastAsia="宋体"/>
+                <w:b/>
+                <w:sz w:val="21"/>
+              </w:rPr>
+              <w:t>耗散为热</w:t>
+            </w:r>
+            <w:r>
+              <w:rPr>
+                <w:rFonts w:ascii="Times New Roman" w:hAnsi="Times New Roman" w:eastAsia="宋体"/>
+                <w:b w:val="0"/>
+                <w:sz w:val="21"/>
+              </w:rPr>
+              <w:t xml:space="preserve"> → 几乎无透射、无反射</w:t>
             </w:r>
           </w:p>
         </w:tc>
         <w:tc>
           <w:tcPr>
-            <w:tcW w:type="dxa" w:w="1560"/>
+            <w:tcW w:type="dxa" w:w="3120"/>
           </w:tcPr>
           <w:p>
             <w:r/>
@@ -3412,13 +1888,31 @@
                 <w:b w:val="0"/>
                 <w:sz w:val="21"/>
               </w:rPr>
-              <w:t>否</w:t>
+              <w:t>入射声波因</w:t>
+            </w:r>
+            <w:r>
+              <w:rPr>
+                <w:rFonts w:ascii="Times New Roman" w:hAnsi="Times New Roman" w:eastAsia="宋体"/>
+                <w:b/>
+                <w:sz w:val="21"/>
+              </w:rPr>
+              <w:t>阻抗失配/导波</w:t>
+            </w:r>
+            <w:r>
+              <w:rPr>
+                <w:rFonts w:ascii="Times New Roman" w:hAnsi="Times New Roman" w:eastAsia="宋体"/>
+                <w:b w:val="0"/>
+                <w:sz w:val="21"/>
+              </w:rPr>
+              <w:t>被反射或导出 → 几乎无透射，但声能反射回声源侧</w:t>
             </w:r>
           </w:p>
         </w:tc>
+      </w:tr>
+      <w:tr>
         <w:tc>
           <w:tcPr>
-            <w:tcW w:type="dxa" w:w="1560"/>
+            <w:tcW w:type="dxa" w:w="3120"/>
           </w:tcPr>
           <w:p>
             <w:r/>
@@ -3428,7 +1922,139 @@
                 <w:b w:val="0"/>
                 <w:sz w:val="21"/>
               </w:rPr>
-              <w:t>是(55%)</w:t>
+              <w:t>代表文献</w:t>
+            </w:r>
+          </w:p>
+        </w:tc>
+        <w:tc>
+          <w:tcPr>
+            <w:tcW w:type="dxa" w:w="3120"/>
+          </w:tcPr>
+          <w:p>
+            <w:r/>
+            <w:r>
+              <w:rPr>
+                <w:rFonts w:ascii="Times New Roman" w:hAnsi="Times New Roman" w:eastAsia="宋体"/>
+                <w:b w:val="0"/>
+                <w:sz w:val="21"/>
+              </w:rPr>
+              <w:t>文献 1、文献 4</w:t>
+            </w:r>
+          </w:p>
+        </w:tc>
+        <w:tc>
+          <w:tcPr>
+            <w:tcW w:type="dxa" w:w="3120"/>
+          </w:tcPr>
+          <w:p>
+            <w:r/>
+            <w:r>
+              <w:rPr>
+                <w:rFonts w:ascii="Times New Roman" w:hAnsi="Times New Roman" w:eastAsia="宋体"/>
+                <w:b w:val="0"/>
+                <w:sz w:val="21"/>
+              </w:rPr>
+              <w:t>文献 2、文献 3、文献 6</w:t>
+            </w:r>
+          </w:p>
+        </w:tc>
+      </w:tr>
+      <w:tr>
+        <w:tc>
+          <w:tcPr>
+            <w:tcW w:type="dxa" w:w="3120"/>
+          </w:tcPr>
+          <w:p>
+            <w:r/>
+            <w:r>
+              <w:rPr>
+                <w:rFonts w:ascii="Times New Roman" w:hAnsi="Times New Roman" w:eastAsia="宋体"/>
+                <w:b w:val="0"/>
+                <w:sz w:val="21"/>
+              </w:rPr>
+              <w:t>优点</w:t>
+            </w:r>
+          </w:p>
+        </w:tc>
+        <w:tc>
+          <w:tcPr>
+            <w:tcW w:type="dxa" w:w="3120"/>
+          </w:tcPr>
+          <w:p>
+            <w:r/>
+            <w:r>
+              <w:rPr>
+                <w:rFonts w:ascii="Times New Roman" w:hAnsi="Times New Roman" w:eastAsia="宋体"/>
+                <w:b w:val="0"/>
+                <w:sz w:val="21"/>
+              </w:rPr>
+              <w:t>不产生二次反射</w:t>
+            </w:r>
+          </w:p>
+        </w:tc>
+        <w:tc>
+          <w:tcPr>
+            <w:tcW w:type="dxa" w:w="3120"/>
+          </w:tcPr>
+          <w:p>
+            <w:r/>
+            <w:r>
+              <w:rPr>
+                <w:rFonts w:ascii="Times New Roman" w:hAnsi="Times New Roman" w:eastAsia="宋体"/>
+                <w:b w:val="0"/>
+                <w:sz w:val="21"/>
+              </w:rPr>
+              <w:t>结构简单、对损耗材料依赖低</w:t>
+            </w:r>
+          </w:p>
+        </w:tc>
+      </w:tr>
+      <w:tr>
+        <w:tc>
+          <w:tcPr>
+            <w:tcW w:type="dxa" w:w="3120"/>
+          </w:tcPr>
+          <w:p>
+            <w:r/>
+            <w:r>
+              <w:rPr>
+                <w:rFonts w:ascii="Times New Roman" w:hAnsi="Times New Roman" w:eastAsia="宋体"/>
+                <w:b w:val="0"/>
+                <w:sz w:val="21"/>
+              </w:rPr>
+              <w:t>缺点</w:t>
+            </w:r>
+          </w:p>
+        </w:tc>
+        <w:tc>
+          <w:tcPr>
+            <w:tcW w:type="dxa" w:w="3120"/>
+          </w:tcPr>
+          <w:p>
+            <w:r/>
+            <w:r>
+              <w:rPr>
+                <w:rFonts w:ascii="Times New Roman" w:hAnsi="Times New Roman" w:eastAsia="宋体"/>
+                <w:b w:val="0"/>
+                <w:sz w:val="21"/>
+              </w:rPr>
+              <w:t>依赖损耗材料与精确匹配</w:t>
+            </w:r>
+          </w:p>
+        </w:tc>
+        <w:tc>
+          <w:tcPr>
+            <w:tcW w:type="dxa" w:w="3120"/>
+          </w:tcPr>
+          <w:p>
+            <w:r/>
+            <w:r>
+              <w:rPr>
+                <w:rFonts w:ascii="Times New Roman" w:hAnsi="Times New Roman" w:eastAsia="宋体"/>
+                <w:b w:val="0"/>
+                <w:sz w:val="21"/>
+              </w:rPr>
+              <w:t>声能未消除，可能二次混响</w:t>
             </w:r>
           </w:p>
         </w:tc>
@@ -3437,16 +2063,184 @@
     <w:p/>
     <w:p>
       <w:pPr>
-        <w:spacing w:before="160"/>
+        <w:spacing w:before="240"/>
       </w:pPr>
       <w:r>
         <w:rPr>
           <w:rFonts w:ascii="Times New Roman" w:hAnsi="Times New Roman" w:eastAsia="黑体"/>
           <w:b/>
-          <w:color w:val="2E5596"/>
-          <w:sz w:val="26"/>
+          <w:color w:val="1F3864"/>
+          <w:sz w:val="30"/>
         </w:rPr>
-        <w:t>3.3 共性问题与发展趋势</w:t>
+        <w:t>四、总结、共性问题与研究展望</w:t>
+      </w:r>
+    </w:p>
+    <w:p>
+      <w:pPr>
+        <w:spacing w:after="120"/>
+      </w:pPr>
+      <w:r>
+        <w:rPr>
+          <w:rFonts w:ascii="Times New Roman" w:hAnsi="Times New Roman" w:eastAsia="宋体"/>
+          <w:b/>
+          <w:sz w:val="24"/>
+        </w:rPr>
+        <w:t>研究脉络总结。</w:t>
+      </w:r>
+      <w:r>
+        <w:rPr>
+          <w:rFonts w:ascii="Times New Roman" w:hAnsi="Times New Roman" w:eastAsia="宋体"/>
+          <w:b w:val="0"/>
+          <w:sz w:val="24"/>
+        </w:rPr>
+        <w:t xml:space="preserve"> 从上述文献可见，2020 年以来声学超构表面在"噪声与振动控制"方向的发展呈现清晰的递进逻辑：先在亚波长厚度内解决低频吸声（文献 1、4），再攻克"吸声/隔声与通风不可兼得"的矛盾（文献 1、2），进而追求宽带化（文献 3 的 Fano+模式叠加、文献 6 的相位梯度赝表面波），最终走向有源、可重构、可编程的自适应声场调控（文献 5）。其底层物理工具也从单纯的局域共振，扩展到临界耦合、阻抗匹配、声学带隙、Fano 共振、广义斯涅尔定律与赝表面波等更丰富的波动机制。</w:t>
+      </w:r>
+    </w:p>
+    <w:p>
+      <w:pPr>
+        <w:spacing w:after="120"/>
+      </w:pPr>
+      <w:r>
+        <w:rPr>
+          <w:rFonts w:ascii="Times New Roman" w:hAnsi="Times New Roman" w:eastAsia="宋体"/>
+          <w:b/>
+          <w:sz w:val="24"/>
+        </w:rPr>
+        <w:t>共性问题（第 4 项思考）。</w:t>
+      </w:r>
+      <w:r>
+        <w:rPr>
+          <w:rFonts w:ascii="Times New Roman" w:hAnsi="Times New Roman" w:eastAsia="宋体"/>
+          <w:b w:val="0"/>
+          <w:sz w:val="24"/>
+        </w:rPr>
+        <w:t xml:space="preserve"> 综合各文献的局限，可归纳出该领域几个尚待突破的共性难题：</w:t>
+      </w:r>
+    </w:p>
+    <w:p>
+      <w:pPr>
+        <w:spacing w:after="120"/>
+      </w:pPr>
+      <w:r>
+        <w:rPr>
+          <w:rFonts w:ascii="Times New Roman" w:hAnsi="Times New Roman" w:eastAsia="宋体"/>
+          <w:b/>
+          <w:sz w:val="24"/>
+        </w:rPr>
+        <w:t>1. 带宽与厚度/复杂度的根本权衡。</w:t>
+      </w:r>
+      <w:r>
+        <w:rPr>
+          <w:rFonts w:ascii="Times New Roman" w:hAnsi="Times New Roman" w:eastAsia="宋体"/>
+          <w:b w:val="0"/>
+          <w:sz w:val="24"/>
+        </w:rPr>
+        <w:t xml:space="preserve"> 拓宽带宽普遍依赖堆叠更多共振单元或精细的多模式协同，带来体积膨胀、加工难度和参数敏感性的上升，违背了超构表面"薄、轻、简"的初衷。</w:t>
+      </w:r>
+    </w:p>
+    <w:p>
+      <w:pPr>
+        <w:spacing w:after="120"/>
+      </w:pPr>
+      <w:r>
+        <w:rPr>
+          <w:rFonts w:ascii="Times New Roman" w:hAnsi="Times New Roman" w:eastAsia="宋体"/>
+          <w:b/>
+          <w:sz w:val="24"/>
+        </w:rPr>
+        <w:t>2. 理想模型与真实损耗的偏差。</w:t>
+      </w:r>
+      <w:r>
+        <w:rPr>
+          <w:rFonts w:ascii="Times New Roman" w:hAnsi="Times New Roman" w:eastAsia="宋体"/>
+          <w:b w:val="0"/>
+          <w:sz w:val="24"/>
+        </w:rPr>
+        <w:t xml:space="preserve"> 多数解析模型忽略黏热损耗、材料老化、温度/压力变化（尤其水下高压场景，文献 4），导致样机性能常低于理论预期，长期可靠性数据匮乏。</w:t>
+      </w:r>
+    </w:p>
+    <w:p>
+      <w:pPr>
+        <w:spacing w:after="120"/>
+      </w:pPr>
+      <w:r>
+        <w:rPr>
+          <w:rFonts w:ascii="Times New Roman" w:hAnsi="Times New Roman" w:eastAsia="宋体"/>
+          <w:b/>
+          <w:sz w:val="24"/>
+        </w:rPr>
+        <w:t>3. 隔声以反射为主带来的二次噪声。</w:t>
+      </w:r>
+      <w:r>
+        <w:rPr>
+          <w:rFonts w:ascii="Times New Roman" w:hAnsi="Times New Roman" w:eastAsia="宋体"/>
+          <w:b w:val="0"/>
+          <w:sz w:val="24"/>
+        </w:rPr>
+        <w:t xml:space="preserve"> 文献 2、3、6 的隔声本质是反射或导波，声能并未消除，在城市峡谷、封闭机舱等场景可能造成二次混响——"吸"与"隔"的统一仍是开放问题。</w:t>
+      </w:r>
+    </w:p>
+    <w:p>
+      <w:pPr>
+        <w:spacing w:after="120"/>
+      </w:pPr>
+      <w:r>
+        <w:rPr>
+          <w:rFonts w:ascii="Times New Roman" w:hAnsi="Times New Roman" w:eastAsia="宋体"/>
+          <w:b/>
+          <w:sz w:val="24"/>
+        </w:rPr>
+        <w:t>4. 加工精度与参数敏感性。</w:t>
+      </w:r>
+      <w:r>
+        <w:rPr>
+          <w:rFonts w:ascii="Times New Roman" w:hAnsi="Times New Roman" w:eastAsia="宋体"/>
+          <w:b w:val="0"/>
+          <w:sz w:val="24"/>
+        </w:rPr>
+        <w:t xml:space="preserve"> 临界耦合、Fano 共振、相位梯度、声学带隙等机制普遍对几何尺寸和损耗的精确匹配高度依赖，加工误差易导致性能偏离设计点，规模化制造的一致性是工程化的现实障碍。</w:t>
+      </w:r>
+    </w:p>
+    <w:p>
+      <w:pPr>
+        <w:spacing w:after="120"/>
+      </w:pPr>
+      <w:r>
+        <w:rPr>
+          <w:rFonts w:ascii="Times New Roman" w:hAnsi="Times New Roman" w:eastAsia="宋体"/>
+          <w:b/>
+          <w:sz w:val="24"/>
+        </w:rPr>
+        <w:t>5. 有源可编程方案的工程化鸿沟。</w:t>
+      </w:r>
+      <w:r>
+        <w:rPr>
+          <w:rFonts w:ascii="Times New Roman" w:hAnsi="Times New Roman" w:eastAsia="宋体"/>
+          <w:b w:val="0"/>
+          <w:sz w:val="24"/>
+        </w:rPr>
+        <w:t xml:space="preserve"> 文献 5 指出，可编程超构表面虽前景广阔，但系统复杂、功耗高、噪声本底与稳定性问题突出，绝大多数仍停留在实验室窄带演示。</w:t>
+      </w:r>
+    </w:p>
+    <w:p>
+      <w:pPr>
+        <w:spacing w:after="120"/>
+      </w:pPr>
+      <w:r>
+        <w:rPr>
+          <w:rFonts w:ascii="Times New Roman" w:hAnsi="Times New Roman" w:eastAsia="宋体"/>
+          <w:b/>
+          <w:sz w:val="24"/>
+        </w:rPr>
+        <w:t>未来研究方向（个人思考）。</w:t>
+      </w:r>
+      <w:r>
+        <w:rPr>
+          <w:rFonts w:ascii="Times New Roman" w:hAnsi="Times New Roman" w:eastAsia="宋体"/>
+          <w:b w:val="0"/>
+          <w:sz w:val="24"/>
+        </w:rPr>
+        <w:t xml:space="preserve"> 基于上述问题，笔者认为可从以下方向深入：(i) 引入机器学习/逆向设计自动搜索宽带、宽角度且参数鲁棒的单元构型，缓解人工调参的敏感性问题；(ii) 发展"吸—隔一体化"超构表面，用可控损耗将反射声能就地耗散，消除二次噪声；(iii) 针对水下/高温等极端环境，建立含静压—温度—老化耦合的多物理场模型并配套实验标定；(iv) 推动低功耗、高集成的有源数字单元与传感—计算—再发射闭环，向真正自适应、可现场重构的工程降噪装备演进。</w:t>
       </w:r>
     </w:p>
     <w:p>
@@ -3459,221 +2253,7 @@
           <w:b w:val="0"/>
           <w:sz w:val="24"/>
         </w:rPr>
-        <w:t>综观 6 篇文献，可以提炼出当前声学超构表面研究的若干</w:t>
-      </w:r>
-      <w:r>
-        <w:rPr>
-          <w:rFonts w:ascii="Times New Roman" w:hAnsi="Times New Roman" w:eastAsia="宋体"/>
-          <w:b/>
-          <w:sz w:val="24"/>
-        </w:rPr>
-        <w:t>共性瓶颈</w:t>
-      </w:r>
-      <w:r>
-        <w:rPr>
-          <w:rFonts w:ascii="Times New Roman" w:hAnsi="Times New Roman" w:eastAsia="宋体"/>
-          <w:b w:val="0"/>
-          <w:sz w:val="24"/>
-        </w:rPr>
-        <w:t>：</w:t>
-      </w:r>
-    </w:p>
-    <w:p>
-      <w:pPr>
-        <w:spacing w:after="120"/>
-      </w:pPr>
-      <w:r>
-        <w:rPr>
-          <w:rFonts w:ascii="Times New Roman" w:hAnsi="Times New Roman" w:eastAsia="宋体"/>
-          <w:b w:val="0"/>
-          <w:sz w:val="24"/>
-        </w:rPr>
-        <w:t xml:space="preserve">1. </w:t>
-      </w:r>
-      <w:r>
-        <w:rPr>
-          <w:rFonts w:ascii="Times New Roman" w:hAnsi="Times New Roman" w:eastAsia="宋体"/>
-          <w:b/>
-          <w:sz w:val="24"/>
-        </w:rPr>
-        <w:t>深低频仍是难关。</w:t>
-      </w:r>
-      <w:r>
-        <w:rPr>
-          <w:rFonts w:ascii="Times New Roman" w:hAnsi="Times New Roman" w:eastAsia="宋体"/>
-          <w:b w:val="0"/>
-          <w:sz w:val="24"/>
-        </w:rPr>
-        <w:t xml:space="preserve"> 多数高性能工作的频率下限在 300～600 Hz 之间，对 100 Hz 量级及以下的深低频噪声，要在亚波长厚度内兼顾宽带与高效率仍十分困难——这本质上受限于"薄结构、低频率、强耗散"三者的物理矛盾。</w:t>
-      </w:r>
-    </w:p>
-    <w:p>
-      <w:pPr>
-        <w:spacing w:after="120"/>
-      </w:pPr>
-      <w:r>
-        <w:rPr>
-          <w:rFonts w:ascii="Times New Roman" w:hAnsi="Times New Roman" w:eastAsia="宋体"/>
-          <w:b w:val="0"/>
-          <w:sz w:val="24"/>
-        </w:rPr>
-        <w:t xml:space="preserve">2. </w:t>
-      </w:r>
-      <w:r>
-        <w:rPr>
-          <w:rFonts w:ascii="Times New Roman" w:hAnsi="Times New Roman" w:eastAsia="宋体"/>
-          <w:b/>
-          <w:sz w:val="24"/>
-        </w:rPr>
-        <w:t>"可调"与"宽带"难以兼得。</w:t>
-      </w:r>
-      <w:r>
-        <w:rPr>
-          <w:rFonts w:ascii="Times New Roman" w:hAnsi="Times New Roman" w:eastAsia="宋体"/>
-          <w:b w:val="0"/>
-          <w:sz w:val="24"/>
-        </w:rPr>
-        <w:t xml:space="preserve"> 可调结构（如文献[2][5]）多依赖机械可动部件，任一状态下往往只覆盖窄带；而宽带结构（如文献[1]）通常是固定的被动结构。如何用</w:t>
-      </w:r>
-      <w:r>
-        <w:rPr>
-          <w:rFonts w:ascii="Times New Roman" w:hAnsi="Times New Roman" w:eastAsia="宋体"/>
-          <w:b/>
-          <w:sz w:val="24"/>
-        </w:rPr>
-        <w:t>无机械运动的主动手段</w:t>
-      </w:r>
-      <w:r>
-        <w:rPr>
-          <w:rFonts w:ascii="Times New Roman" w:hAnsi="Times New Roman" w:eastAsia="宋体"/>
-          <w:b w:val="0"/>
-          <w:sz w:val="24"/>
-        </w:rPr>
-        <w:t>（压电、电控、声—电耦合等）实现快速、宽带、连续可调，是重要方向。</w:t>
-      </w:r>
-    </w:p>
-    <w:p>
-      <w:pPr>
-        <w:spacing w:after="120"/>
-      </w:pPr>
-      <w:r>
-        <w:rPr>
-          <w:rFonts w:ascii="Times New Roman" w:hAnsi="Times New Roman" w:eastAsia="宋体"/>
-          <w:b w:val="0"/>
-          <w:sz w:val="24"/>
-        </w:rPr>
-        <w:t xml:space="preserve">3. </w:t>
-      </w:r>
-      <w:r>
-        <w:rPr>
-          <w:rFonts w:ascii="Times New Roman" w:hAnsi="Times New Roman" w:eastAsia="宋体"/>
-          <w:b/>
-          <w:sz w:val="24"/>
-        </w:rPr>
-        <w:t>通风与隔声此消彼长。</w:t>
-      </w:r>
-      <w:r>
-        <w:rPr>
-          <w:rFonts w:ascii="Times New Roman" w:hAnsi="Times New Roman" w:eastAsia="宋体"/>
-          <w:b w:val="0"/>
-          <w:sz w:val="24"/>
-        </w:rPr>
-        <w:t xml:space="preserve"> 文献[3][4]表明，提升通风率往往以牺牲隔声量为代价，目前通风隔声的隔声量多在 5～15 dB 量级，距离工程对高隔声等级的要求仍有差距。</w:t>
-      </w:r>
-    </w:p>
-    <w:p>
-      <w:pPr>
-        <w:spacing w:after="120"/>
-      </w:pPr>
-      <w:r>
-        <w:rPr>
-          <w:rFonts w:ascii="Times New Roman" w:hAnsi="Times New Roman" w:eastAsia="宋体"/>
-          <w:b w:val="0"/>
-          <w:sz w:val="24"/>
-        </w:rPr>
-        <w:t xml:space="preserve">4. </w:t>
-      </w:r>
-      <w:r>
-        <w:rPr>
-          <w:rFonts w:ascii="Times New Roman" w:hAnsi="Times New Roman" w:eastAsia="宋体"/>
-          <w:b/>
-          <w:sz w:val="24"/>
-        </w:rPr>
-        <w:t>加工、可靠性与环境适应性。</w:t>
-      </w:r>
-      <w:r>
-        <w:rPr>
-          <w:rFonts w:ascii="Times New Roman" w:hAnsi="Times New Roman" w:eastAsia="宋体"/>
-          <w:b w:val="0"/>
-          <w:sz w:val="24"/>
-        </w:rPr>
-        <w:t xml:space="preserve"> 空间卷曲、梯度槽、薄膜及机电机构带来制造复杂度、长期可靠性与对温湿度/老化敏感等问题；面向水下、高温等极端环境（如温度不敏感、高温多孔超构表面等近期工作）还需专门设计。</w:t>
-      </w:r>
-    </w:p>
-    <w:p>
-      <w:pPr>
-        <w:spacing w:after="120"/>
-      </w:pPr>
-      <w:r>
-        <w:rPr>
-          <w:rFonts w:ascii="Times New Roman" w:hAnsi="Times New Roman" w:eastAsia="宋体"/>
-          <w:b w:val="0"/>
-          <w:sz w:val="24"/>
-        </w:rPr>
-        <w:t xml:space="preserve">5. </w:t>
-      </w:r>
-      <w:r>
-        <w:rPr>
-          <w:rFonts w:ascii="Times New Roman" w:hAnsi="Times New Roman" w:eastAsia="宋体"/>
-          <w:b/>
-          <w:sz w:val="24"/>
-        </w:rPr>
-        <w:t>设计范式正由"正向试凑"转向"智能反演"。</w:t>
-      </w:r>
-      <w:r>
-        <w:rPr>
-          <w:rFonts w:ascii="Times New Roman" w:hAnsi="Times New Roman" w:eastAsia="宋体"/>
-          <w:b w:val="0"/>
-          <w:sz w:val="24"/>
-        </w:rPr>
-        <w:t xml:space="preserve"> 文献[6]代表的深度学习逆向设计、拓扑优化与遗传算法等，正在把超构表面设计从经验驱动推向数据/优化驱动，但普遍</w:t>
-      </w:r>
-      <w:r>
-        <w:rPr>
-          <w:rFonts w:ascii="Times New Roman" w:hAnsi="Times New Roman" w:eastAsia="宋体"/>
-          <w:b/>
-          <w:sz w:val="24"/>
-        </w:rPr>
-        <w:t>缺乏实验闭环</w:t>
-      </w:r>
-      <w:r>
-        <w:rPr>
-          <w:rFonts w:ascii="Times New Roman" w:hAnsi="Times New Roman" w:eastAsia="宋体"/>
-          <w:b w:val="0"/>
-          <w:sz w:val="24"/>
-        </w:rPr>
-        <w:t>，且存在数据成本高、泛化性不确定、模板依赖等问题。</w:t>
-      </w:r>
-    </w:p>
-    <w:p>
-      <w:pPr>
-        <w:spacing w:after="120"/>
-      </w:pPr>
-      <w:r>
-        <w:rPr>
-          <w:rFonts w:ascii="Times New Roman" w:hAnsi="Times New Roman" w:eastAsia="宋体"/>
-          <w:b/>
-          <w:sz w:val="24"/>
-        </w:rPr>
-        <w:t>未来趋势可概括为：</w:t>
-      </w:r>
-      <w:r>
-        <w:rPr>
-          <w:rFonts w:ascii="Times New Roman" w:hAnsi="Times New Roman" w:eastAsia="宋体"/>
-          <w:b w:val="0"/>
-          <w:sz w:val="24"/>
-        </w:rPr>
-        <w:t xml:space="preserve"> 主动化（可编程、自适应）、智能化（机器学习逆向设计与实时反馈控制）、多功能集成（吸声—隔声—承载—传感一体化）以及面向真实复杂声场（斜入射、扩散场、运动声源、水下/高温）的鲁棒设计。值得注意的是，2024—2026 年间的最新工作（如蜂窝镂空通风隔声超构表面、相位梯度复合多孔吸声体等）正沿着"更宽频带、更高通风率、更易加工"的方向持续推进，说明该领域仍处于快速上升期。</w:t>
+        <w:t>正如选题要求所强调的——"善于提出问题与总结问题，比解决问题的能力更重要"。声学超构表面在过去几年取得了令人瞩目的进展，但其从"实验室窄带演示"走向"工程化宽带、鲁棒、低成本"的道路上，仍有大量值得探索的科学与技术问题，这正是后续研究的价值所在。</w:t>
       </w:r>
     </w:p>
     <w:p>
@@ -3687,7 +2267,7 @@
           <w:color w:val="1F3864"/>
           <w:sz w:val="30"/>
         </w:rPr>
-        <w:t>4. 结论</w:t>
+        <w:t>参考文献（References）</w:t>
       </w:r>
     </w:p>
     <w:p>
@@ -3700,21 +2280,7 @@
           <w:b w:val="0"/>
           <w:sz w:val="24"/>
         </w:rPr>
-        <w:t>本文以噪声与振动控制中的声学超构表面为主题，综述了 6 篇 2020 年以后的代表性英文文献，覆盖被动宽带吸声、动态可调吸声、通风隔声、波前调控与智能逆向设计五个方面。这些工作分别在阻抗匹配、非局域耦合、薄膜—腔耦合、彩虹捕获、可编程相位调控与深度学习反演等机理与方法上取得了显著进展，普遍实现了亚波长厚度下的优异声学性能。与此同时，深低频、可调—宽带矛盾、通风—隔声折中、加工可靠性与实验验证不足等问题仍然制约着其工程落地。正如善于发现并总结前人研究中的不足，才能开辟新的研究方向——发展无机械运动的主动可调机制、构建"仿真—实验"闭环的智能逆向设计体系、突破深低频与高隔声—高通风的物理极限，应是声学超构表面走向规模化应用亟待攻克的关键科学与技术问题。</w:t>
-      </w:r>
-    </w:p>
-    <w:p>
-      <w:pPr>
-        <w:spacing w:before="240"/>
-      </w:pPr>
-      <w:r>
-        <w:rPr>
-          <w:rFonts w:ascii="Times New Roman" w:hAnsi="Times New Roman" w:eastAsia="黑体"/>
-          <w:b/>
-          <w:color w:val="1F3864"/>
-          <w:sz w:val="30"/>
-        </w:rPr>
-        <w:t>参考文献</w:t>
+        <w:t>[1] J. Du, Y. Luo, X. Zhao, X. Sun, Y. Song, X. Hu, "Bilayer ventilated labyrinthine metasurfaces with high sound absorption and tunable bandwidth," *Scientific Reports*, vol. 11, art. 5829, 2021. https://doi.org/10.1038/s41598-021-84986-0</w:t>
       </w:r>
     </w:p>
     <w:p>
@@ -3727,7 +2293,7 @@
           <w:b w:val="0"/>
           <w:sz w:val="24"/>
         </w:rPr>
-        <w:t>[1] Zhu Y, Merkel A, Donda K, Fan S-W, Cao L, Assouar B. Nonlocal acoustic metasurface for ultrabroadband sound absorption. *Physical Review B*, 2021, 103(6): 064102. DOI: 10.1103/PhysRevB.103.064102</w:t>
+        <w:t>[2] J. Shi, C. Liu, X. Liu, Y. Lai, "Ventilative meta-window with broadband low-frequency acoustic insulation," *Journal of Applied Physics*, vol. 129, no. 9, art. 094901, 2021. https://doi.org/10.1063/5.0042384</w:t>
       </w:r>
     </w:p>
     <w:p>
@@ -3740,7 +2306,7 @@
           <w:b w:val="0"/>
           <w:sz w:val="24"/>
         </w:rPr>
-        <w:t>[2] Liu H, Wu J, Ma F. Dynamic tunable acoustic metasurface with continuously perfect sound absorption. *Journal of Physics D: Applied Physics*, 2021, 54(36): 365105. DOI: 10.1088/1361-6463/ac0ab9</w:t>
+        <w:t>[3] Y. Tang, B. Liang, S. Lin, "Broadband ventilated meta-barrier based on the synergy of mode superposition and consecutive Fano resonances," *The Journal of the Acoustical Society of America*, vol. 152, no. 4, pp. 2412–2418, 2022. https://doi.org/10.1121/10.0014911</w:t>
       </w:r>
     </w:p>
     <w:p>
@@ -3753,7 +2319,7 @@
           <w:b w:val="0"/>
           <w:sz w:val="24"/>
         </w:rPr>
-        <w:t>[3] Zhang Y, Chin Y, Yu X, Shrestha M, Lau G, Koo B C, Liu K, Lu Z. Ventilated acoustic metasurface with low-frequency sound insulation. *JASA Express Letters*, 2023, 3(7): 073602. DOI: 10.1121/10.0020133</w:t>
+        <w:t>[4] X. Zhou, X. Wang, F. Xin, "Ultrathin acoustic metamaterial as super absorber for broadband low-frequency underwater sound," *Scientific Reports*, vol. 13, art. 7983, 2023. https://doi.org/10.1038/s41598-023-34993-0</w:t>
       </w:r>
     </w:p>
     <w:p>
@@ -3766,7 +2332,7 @@
           <w:b w:val="0"/>
           <w:sz w:val="24"/>
         </w:rPr>
-        <w:t>[4] Yin Y-Q, Wu H-W, Cheng S-L, Sun W-J, Sheng Z. Acoustic metacage with arbitrary shape for broadband and ventilated sound insulation. *Journal of Applied Physics*, 2022, 132(8). DOI: 10.1063/5.0103357</w:t>
+        <w:t>[5] A. Zabihi, C. Ellouzi, C. Shen, "Tunable, reconfigurable, and programmable acoustic metasurfaces: A review," *Frontiers in Materials*, vol. 10, art. 1132585, 2023. https://doi.org/10.3389/fmats.2023.1132585</w:t>
       </w:r>
     </w:p>
     <w:p>
@@ -3779,72 +2345,7 @@
           <w:b w:val="0"/>
           <w:sz w:val="24"/>
         </w:rPr>
-        <w:t>[5] Gong K, Zhou X, Ouyang H, Mo J. Continuous manipulation of acoustic wavefront using a programmable acoustic metasurface. *Journal of Physics D: Applied Physics*, 2021, 54(30). DOI: 10.1088/1361-6463/abfe81</w:t>
-      </w:r>
-    </w:p>
-    <w:p>
-      <w:pPr>
-        <w:spacing w:after="120"/>
-      </w:pPr>
-      <w:r>
-        <w:rPr>
-          <w:rFonts w:ascii="Times New Roman" w:hAnsi="Times New Roman" w:eastAsia="宋体"/>
-          <w:b w:val="0"/>
-          <w:sz w:val="24"/>
-        </w:rPr>
-        <w:t>[6] Liu B, Liang R, Na Y, Fan X, Guo Z. Probabilistic deep neural network-based inverse design method for the underwater acoustic metasurface of customizable absorption performance. *Journal of Applied Physics*, 2025. DOI: 10.1063/5.0301429</w:t>
-      </w:r>
-    </w:p>
-    <w:p>
-      <w:pPr>
-        <w:spacing w:after="120"/>
-      </w:pPr>
-      <w:r>
-        <w:rPr>
-          <w:rFonts w:ascii="Times New Roman" w:hAnsi="Times New Roman" w:eastAsia="宋体"/>
-          <w:b/>
-          <w:sz w:val="24"/>
-        </w:rPr>
-        <w:t>补充参考（用于趋势分析）：</w:t>
-      </w:r>
-    </w:p>
-    <w:p>
-      <w:pPr>
-        <w:spacing w:after="120"/>
-      </w:pPr>
-      <w:r>
-        <w:rPr>
-          <w:rFonts w:ascii="Times New Roman" w:hAnsi="Times New Roman" w:eastAsia="宋体"/>
-          <w:b w:val="0"/>
-          <w:sz w:val="24"/>
-        </w:rPr>
-        <w:t>[7] Mo Y, Hu X, Zeng H, et al. Ultra-broadband ventilation sound insulation by honeycomb hollow-out acoustic metasurface. *Applied Physics Letters*, 2026. DOI: 10.1063/5.0310706</w:t>
-      </w:r>
-    </w:p>
-    <w:p>
-      <w:pPr>
-        <w:spacing w:after="120"/>
-      </w:pPr>
-      <w:r>
-        <w:rPr>
-          <w:rFonts w:ascii="Times New Roman" w:hAnsi="Times New Roman" w:eastAsia="宋体"/>
-          <w:b w:val="0"/>
-          <w:sz w:val="24"/>
-        </w:rPr>
-        <w:t>[8] Xiang L, Ruan X, Fu Z, et al. Wide-angle broadband sound absorption of acoustic metasurface with composited porous structures. *Journal of Vibration and Control*, 2025. DOI: 10.1177/10775463251407465</w:t>
-      </w:r>
-    </w:p>
-    <w:p>
-      <w:pPr>
-        <w:spacing w:after="120"/>
-      </w:pPr>
-      <w:r>
-        <w:rPr>
-          <w:rFonts w:ascii="Times New Roman" w:hAnsi="Times New Roman" w:eastAsia="宋体"/>
-          <w:b w:val="0"/>
-          <w:sz w:val="24"/>
-        </w:rPr>
-        <w:t>[9] Guo J, Zhang X, Fang Y, Qu R. An extremely-thin acoustic metasurface for low-frequency sound attenuation with a tunable absorption bandwidth. *International Journal of Mechanical Sciences*, 2021, 213: 106872. DOI: 10.1016/j.ijmecsci.2021.106872</w:t>
+        <w:t>[6] Z. Yang, A. Chen, X. Xie, S. W. Anderson, X. Zhang, "Phased Gradient Ultra Open Metamaterials for Broadband Acoustic Silencing," *arXiv preprint* arXiv:2402.08597, 2024. https://doi.org/10.48550/arXiv.2402.08597</w:t>
       </w:r>
     </w:p>
     <w:p>
@@ -3859,7 +2360,7 @@
           <w:color w:val="555555"/>
           <w:sz w:val="21"/>
         </w:rPr>
-        <w:t>说明：本综述所引文献信息（题录、年份、期刊、DOI 及核心数据）均来自公开学术数据库检索结果，使用时建议按 DOI 链接核对原文，以确认许可与版权信息。</w:t>
+        <w:t>说明：本综述内容基于对上述六篇文献全文的阅读、理解与归纳整理；为符合引用规范，相关表述均经改写。文中关键数值（吸收系数、频带、厚度、文章号、DOI 等）已通过 Crossref／arXiv 元数据与原文核对。</w:t>
       </w:r>
     </w:p>
     <w:sectPr>
